--- a/guides/Guide-Commercial-EduWeb.docx
+++ b/guides/Guide-Commercial-EduWeb.docx
@@ -92,7 +92,7 @@
           <w:sz w:val="16"/>
           <w:szCs w:val="16"/>
         </w:rPr>
-        <w:t xml:space="preserve">Version du 12 juin 2026</w:t>
+        <w:t xml:space="preserve">Version du 13 juin 2026</w:t>
       </w:r>
     </w:p>
     <w:p>
@@ -146,7 +146,7 @@
           <w:sz w:val="22"/>
           <w:szCs w:val="22"/>
         </w:rPr>
-        <w:t xml:space="preserve">Renseignez vos informations, validez, puis activez votre compte via l'email reçu.</w:t>
+        <w:t xml:space="preserve">Activez votre compte via l'email reçu, puis connectez-vous.</w:t>
       </w:r>
     </w:p>
     <w:p>
@@ -154,6 +154,63 @@
         <w:pStyle w:val="Heading1"/>
       </w:pPr>
       <w:r>
+        <w:t xml:space="preserve">Langue de lecture</w:t>
+      </w:r>
+    </w:p>
+    <w:p>
+      <w:pPr>
+        <w:spacing w:after="120"/>
+      </w:pPr>
+      <w:r>
+        <w:rPr>
+          <w:sz w:val="22"/>
+          <w:szCs w:val="22"/>
+        </w:rPr>
+        <w:t xml:space="preserve">L'application est disponible en 14 langues. Sur votre tableau de bord, la carte « Langue de lecture » permet de choisir la langue d'affichage ; votre choix est mémorisé pour vos prochaines visites.</w:t>
+      </w:r>
+    </w:p>
+    <w:p>
+      <w:pPr>
+        <w:pStyle w:val="ListParagraph"/>
+        <w:numPr>
+          <w:ilvl w:val="0"/>
+          <w:numId w:val="3"/>
+        </w:numPr>
+        <w:spacing w:after="40"/>
+      </w:pPr>
+      <w:r>
+        <w:rPr>
+          <w:sz w:val="22"/>
+          <w:szCs w:val="22"/>
+        </w:rPr>
+        <w:t xml:space="preserve">Français, Anglais, Arabe, Espagnol, Coréen, Mandarin (chinois), Russe, Ukrainien, Allemand, Portugais, Italien, Turc, Wolof, Swahili.</w:t>
+      </w:r>
+    </w:p>
+    <w:p>
+      <w:pPr>
+        <w:pStyle w:val="Heading1"/>
+      </w:pPr>
+      <w:r>
+        <w:t xml:space="preserve">Besoin d'aide ?</w:t>
+      </w:r>
+    </w:p>
+    <w:p>
+      <w:pPr>
+        <w:spacing w:after="120"/>
+      </w:pPr>
+      <w:r>
+        <w:rPr>
+          <w:sz w:val="22"/>
+          <w:szCs w:val="22"/>
+        </w:rPr>
+        <w:t xml:space="preserve">Une carte « Besoin d'aide ? » figure sur votre tableau de bord, et un bouton flottant « Aide » (en bas à droite de l'écran) vous permet d'ouvrir ce guide à tout moment.</w:t>
+      </w:r>
+    </w:p>
+    <w:p>
+      <w:pPr>
+        <w:pStyle w:val="Heading1"/>
+      </w:pPr>
+      <w:r>
         <w:t xml:space="preserve">2. Votre tableau de bord</w:t>
       </w:r>
     </w:p>
@@ -183,7 +240,7 @@
           <w:sz w:val="22"/>
           <w:szCs w:val="22"/>
         </w:rPr>
-        <w:t xml:space="preserve">Filleuls inscrits : les parents et les coachs que vous avez motivés à s'inscrire.</w:t>
+        <w:t xml:space="preserve">Filleuls inscrits : les parents et coachs que vous avez motivés à s'inscrire.</w:t>
       </w:r>
     </w:p>
     <w:p>
@@ -217,7 +274,7 @@
           <w:sz w:val="22"/>
           <w:szCs w:val="22"/>
         </w:rPr>
-        <w:t xml:space="preserve">Gains : votre commission par mission ainsi que votre total (avec l'équivalent en euros).</w:t>
+        <w:t xml:space="preserve">Gains : votre commission par mission et votre total (avec l'équivalent en euros).</w:t>
       </w:r>
     </w:p>
     <w:p>
@@ -242,41 +299,24 @@
           <w:sz w:val="22"/>
           <w:szCs w:val="22"/>
         </w:rPr>
-        <w:t xml:space="preserve">Vous disposez d'un lien d'invitation unique.</w:t>
-      </w:r>
-    </w:p>
-    <w:p>
-      <w:pPr>
-        <w:pStyle w:val="ListParagraph"/>
-        <w:numPr>
-          <w:ilvl w:val="0"/>
-          <w:numId w:val="3"/>
-        </w:numPr>
-        <w:spacing w:after="40"/>
-      </w:pPr>
-      <w:r>
-        <w:rPr>
-          <w:sz w:val="22"/>
-          <w:szCs w:val="22"/>
-        </w:rPr>
-        <w:t xml:space="preserve">Toute personne qui s'inscrit via ce lien devient automatiquement votre filleul.</w:t>
-      </w:r>
-    </w:p>
-    <w:p>
-      <w:pPr>
-        <w:pStyle w:val="ListParagraph"/>
-        <w:numPr>
-          <w:ilvl w:val="0"/>
-          <w:numId w:val="3"/>
-        </w:numPr>
-        <w:spacing w:after="40"/>
-      </w:pPr>
-      <w:r>
-        <w:rPr>
-          <w:sz w:val="22"/>
-          <w:szCs w:val="22"/>
-        </w:rPr>
-        <w:t xml:space="preserve">Partagez-le en un clic par WhatsApp ou par email, ou copiez-le.</w:t>
+        <w:t xml:space="preserve">Vous disposez d'un lien d'invitation unique : toute personne inscrite via ce lien devient votre filleul.</w:t>
+      </w:r>
+    </w:p>
+    <w:p>
+      <w:pPr>
+        <w:pStyle w:val="ListParagraph"/>
+        <w:numPr>
+          <w:ilvl w:val="0"/>
+          <w:numId w:val="3"/>
+        </w:numPr>
+        <w:spacing w:after="40"/>
+      </w:pPr>
+      <w:r>
+        <w:rPr>
+          <w:sz w:val="22"/>
+          <w:szCs w:val="22"/>
+        </w:rPr>
+        <w:t xml:space="preserve">Partagez-le en un clic par WhatsApp ou email, ou copiez-le.</w:t>
       </w:r>
     </w:p>
     <w:p>
@@ -422,24 +462,24 @@
           <w:sz w:val="22"/>
           <w:szCs w:val="22"/>
         </w:rPr>
-        <w:t xml:space="preserve">Mettez en avant les atouts : coachs vérifiés, paiement Mobile Money sécurisé, suivi des missions, équivalent en euros.</w:t>
-      </w:r>
-    </w:p>
-    <w:p>
-      <w:pPr>
-        <w:pStyle w:val="ListParagraph"/>
-        <w:numPr>
-          <w:ilvl w:val="0"/>
-          <w:numId w:val="3"/>
-        </w:numPr>
-        <w:spacing w:after="40"/>
-      </w:pPr>
-      <w:r>
-        <w:rPr>
-          <w:sz w:val="22"/>
-          <w:szCs w:val="22"/>
-        </w:rPr>
-        <w:t xml:space="preserve">Partagez votre lien le plus largement possible et accompagnez vos filleuls lors de leur inscription.</w:t>
+        <w:t xml:space="preserve">Mettez en avant : coachs vérifiés, paiement Mobile Money sécurisé, suivi des missions, équivalent en euros.</w:t>
+      </w:r>
+    </w:p>
+    <w:p>
+      <w:pPr>
+        <w:pStyle w:val="ListParagraph"/>
+        <w:numPr>
+          <w:ilvl w:val="0"/>
+          <w:numId w:val="3"/>
+        </w:numPr>
+        <w:spacing w:after="40"/>
+      </w:pPr>
+      <w:r>
+        <w:rPr>
+          <w:sz w:val="22"/>
+          <w:szCs w:val="22"/>
+        </w:rPr>
+        <w:t xml:space="preserve">Partagez votre lien largement et accompagnez vos filleuls lors de leur inscription.</w:t>
       </w:r>
     </w:p>
     <w:sectPr>

--- a/guides/Guide-Commercial-EduWeb.docx
+++ b/guides/Guide-Commercial-EduWeb.docx
@@ -204,6 +204,245 @@
           <w:szCs w:val="22"/>
         </w:rPr>
         <w:t xml:space="preserve">Une carte « Besoin d'aide ? » figure sur votre tableau de bord, et un bouton flottant « Aide » (en bas à droite de l'écran) vous permet d'ouvrir ce guide à tout moment.</w:t>
+      </w:r>
+    </w:p>
+    <w:p>
+      <w:pPr>
+        <w:pStyle w:val="Heading1"/>
+      </w:pPr>
+      <w:r>
+        <w:t xml:space="preserve">Installer l'application sur votre appareil</w:t>
+      </w:r>
+    </w:p>
+    <w:p>
+      <w:pPr>
+        <w:spacing w:after="120"/>
+      </w:pPr>
+      <w:r>
+        <w:rPr>
+          <w:sz w:val="22"/>
+          <w:szCs w:val="22"/>
+        </w:rPr>
+        <w:t xml:space="preserve">EduWeb est une application web installable : vous pouvez l'ajouter à l'écran d'accueil de votre téléphone ou au bureau de votre ordinateur, puis l'ouvrir comme une application classique — en plein écran, sans la barre du navigateur, avec l'icône EduWeb. L'installation est gratuite, rapide et ne passe par aucun magasin d'applications.</w:t>
+      </w:r>
+    </w:p>
+    <w:p>
+      <w:pPr>
+        <w:pStyle w:val="Heading2"/>
+      </w:pPr>
+      <w:r>
+        <w:t xml:space="preserve">Android (Chrome)</w:t>
+      </w:r>
+    </w:p>
+    <w:p>
+      <w:pPr>
+        <w:pStyle w:val="ListParagraph"/>
+        <w:numPr>
+          <w:ilvl w:val="0"/>
+          <w:numId w:val="4"/>
+        </w:numPr>
+        <w:spacing w:after="40"/>
+      </w:pPr>
+      <w:r>
+        <w:rPr>
+          <w:sz w:val="22"/>
+          <w:szCs w:val="22"/>
+        </w:rPr>
+        <w:t xml:space="preserve">Ouvrez family.eduweb.ci dans Chrome.</w:t>
+      </w:r>
+    </w:p>
+    <w:p>
+      <w:pPr>
+        <w:pStyle w:val="ListParagraph"/>
+        <w:numPr>
+          <w:ilvl w:val="0"/>
+          <w:numId w:val="4"/>
+        </w:numPr>
+        <w:spacing w:after="40"/>
+      </w:pPr>
+      <w:r>
+        <w:rPr>
+          <w:sz w:val="22"/>
+          <w:szCs w:val="22"/>
+        </w:rPr>
+        <w:t xml:space="preserve">Touchez la bannière « Installer l'application » si elle apparaît ; sinon, ouvrez le menu ⋮ (en haut à droite).</w:t>
+      </w:r>
+    </w:p>
+    <w:p>
+      <w:pPr>
+        <w:pStyle w:val="ListParagraph"/>
+        <w:numPr>
+          <w:ilvl w:val="0"/>
+          <w:numId w:val="4"/>
+        </w:numPr>
+        <w:spacing w:after="40"/>
+      </w:pPr>
+      <w:r>
+        <w:rPr>
+          <w:sz w:val="22"/>
+          <w:szCs w:val="22"/>
+        </w:rPr>
+        <w:t xml:space="preserve">Choisissez « Installer l'application » (ou « Ajouter à l'écran d'accueil »), puis confirmez.</w:t>
+      </w:r>
+    </w:p>
+    <w:p>
+      <w:pPr>
+        <w:pStyle w:val="Heading2"/>
+      </w:pPr>
+      <w:r>
+        <w:t xml:space="preserve">iPhone / iPad (Safari)</w:t>
+      </w:r>
+    </w:p>
+    <w:p>
+      <w:pPr>
+        <w:pStyle w:val="ListParagraph"/>
+        <w:numPr>
+          <w:ilvl w:val="0"/>
+          <w:numId w:val="5"/>
+        </w:numPr>
+        <w:spacing w:after="40"/>
+      </w:pPr>
+      <w:r>
+        <w:rPr>
+          <w:sz w:val="22"/>
+          <w:szCs w:val="22"/>
+        </w:rPr>
+        <w:t xml:space="preserve">Ouvrez family.eduweb.ci dans Safari.</w:t>
+      </w:r>
+    </w:p>
+    <w:p>
+      <w:pPr>
+        <w:pStyle w:val="ListParagraph"/>
+        <w:numPr>
+          <w:ilvl w:val="0"/>
+          <w:numId w:val="5"/>
+        </w:numPr>
+        <w:spacing w:after="40"/>
+      </w:pPr>
+      <w:r>
+        <w:rPr>
+          <w:sz w:val="22"/>
+          <w:szCs w:val="22"/>
+        </w:rPr>
+        <w:t xml:space="preserve">Touchez le bouton Partager (le carré surmonté d'une flèche vers le haut).</w:t>
+      </w:r>
+    </w:p>
+    <w:p>
+      <w:pPr>
+        <w:pStyle w:val="ListParagraph"/>
+        <w:numPr>
+          <w:ilvl w:val="0"/>
+          <w:numId w:val="5"/>
+        </w:numPr>
+        <w:spacing w:after="40"/>
+      </w:pPr>
+      <w:r>
+        <w:rPr>
+          <w:sz w:val="22"/>
+          <w:szCs w:val="22"/>
+        </w:rPr>
+        <w:t xml:space="preserve">Faites défiler, choisissez « Sur l'écran d'accueil », puis « Ajouter ».</w:t>
+      </w:r>
+    </w:p>
+    <w:p>
+      <w:pPr>
+        <w:pStyle w:val="Heading2"/>
+      </w:pPr>
+      <w:r>
+        <w:t xml:space="preserve">Ordinateur (Chrome ou Edge)</w:t>
+      </w:r>
+    </w:p>
+    <w:p>
+      <w:pPr>
+        <w:pStyle w:val="ListParagraph"/>
+        <w:numPr>
+          <w:ilvl w:val="0"/>
+          <w:numId w:val="6"/>
+        </w:numPr>
+        <w:spacing w:after="40"/>
+      </w:pPr>
+      <w:r>
+        <w:rPr>
+          <w:sz w:val="22"/>
+          <w:szCs w:val="22"/>
+        </w:rPr>
+        <w:t xml:space="preserve">Ouvrez family.eduweb.ci.</w:t>
+      </w:r>
+    </w:p>
+    <w:p>
+      <w:pPr>
+        <w:pStyle w:val="ListParagraph"/>
+        <w:numPr>
+          <w:ilvl w:val="0"/>
+          <w:numId w:val="6"/>
+        </w:numPr>
+        <w:spacing w:after="40"/>
+      </w:pPr>
+      <w:r>
+        <w:rPr>
+          <w:sz w:val="22"/>
+          <w:szCs w:val="22"/>
+        </w:rPr>
+        <w:t xml:space="preserve">Cliquez sur l'icône d'installation (un écran avec une flèche, ou ⊕) à droite de la barre d'adresse.</w:t>
+      </w:r>
+    </w:p>
+    <w:p>
+      <w:pPr>
+        <w:pStyle w:val="ListParagraph"/>
+        <w:numPr>
+          <w:ilvl w:val="0"/>
+          <w:numId w:val="6"/>
+        </w:numPr>
+        <w:spacing w:after="40"/>
+      </w:pPr>
+      <w:r>
+        <w:rPr>
+          <w:sz w:val="22"/>
+          <w:szCs w:val="22"/>
+        </w:rPr>
+        <w:t xml:space="preserve">Cliquez sur « Installer ».</w:t>
+      </w:r>
+    </w:p>
+    <w:p>
+      <w:pPr>
+        <w:spacing w:after="120"/>
+      </w:pPr>
+      <w:r>
+        <w:rPr>
+          <w:sz w:val="22"/>
+          <w:szCs w:val="22"/>
+        </w:rPr>
+        <w:t xml:space="preserve">Une fois installée, l'icône EduWeb apparaît sur votre écran d'accueil (ou votre bureau) et l'application se met à jour automatiquement à chaque connexion à Internet.</w:t>
+      </w:r>
+    </w:p>
+    <w:p>
+      <w:pPr>
+        <w:pBdr>
+          <w:top w:val="single" w:color="B8DCC6" w:sz="2" w:space="6"/>
+          <w:bottom w:val="single" w:color="B8DCC6" w:sz="2" w:space="6"/>
+          <w:left w:val="single" w:color="1E9E57" w:sz="18" w:space="10"/>
+          <w:right w:val="single" w:color="B8DCC6" w:sz="2" w:space="6"/>
+        </w:pBdr>
+        <w:shd w:fill="E8F5EC" w:val="clear"/>
+        <w:spacing w:after="140" w:before="80"/>
+      </w:pPr>
+      <w:r>
+        <w:rPr>
+          <w:b/>
+          <w:bCs/>
+          <w:color w:val="0E6B3A"/>
+          <w:sz w:val="21"/>
+          <w:szCs w:val="21"/>
+        </w:rPr>
+        <w:t xml:space="preserve">À noter — </w:t>
+      </w:r>
+      <w:r>
+        <w:rPr>
+          <w:color w:val="1A3A28"/>
+          <w:sz w:val="21"/>
+          <w:szCs w:val="21"/>
+        </w:rPr>
+        <w:t xml:space="preserve">En cas de coupure d'Internet, l'application affiche une page d'attente claire et se recharge automatiquement dès le retour de la connexion. La consultation des pages nécessite une connexion active.</w:t>
       </w:r>
     </w:p>
     <w:p>
@@ -742,6 +981,42 @@
       </w:pPr>
     </w:lvl>
   </w:abstractNum>
+  <w:abstractNum w:abstractNumId="4" w15:restartNumberingAfterBreak="0">
+    <w:multiLevelType w:val="hybridMultilevel"/>
+    <w:lvl w:ilvl="0" w15:tentative="1">
+      <w:start w:val="1"/>
+      <w:numFmt w:val="decimal"/>
+      <w:lvlText w:val="%1."/>
+      <w:lvlJc w:val="left"/>
+      <w:pPr>
+        <w:ind w:left="540" w:hanging="300"/>
+      </w:pPr>
+    </w:lvl>
+  </w:abstractNum>
+  <w:abstractNum w:abstractNumId="5" w15:restartNumberingAfterBreak="0">
+    <w:multiLevelType w:val="hybridMultilevel"/>
+    <w:lvl w:ilvl="0" w15:tentative="1">
+      <w:start w:val="1"/>
+      <w:numFmt w:val="decimal"/>
+      <w:lvlText w:val="%1."/>
+      <w:lvlJc w:val="left"/>
+      <w:pPr>
+        <w:ind w:left="540" w:hanging="300"/>
+      </w:pPr>
+    </w:lvl>
+  </w:abstractNum>
+  <w:abstractNum w:abstractNumId="6" w15:restartNumberingAfterBreak="0">
+    <w:multiLevelType w:val="hybridMultilevel"/>
+    <w:lvl w:ilvl="0" w15:tentative="1">
+      <w:start w:val="1"/>
+      <w:numFmt w:val="decimal"/>
+      <w:lvlText w:val="%1."/>
+      <w:lvlJc w:val="left"/>
+      <w:pPr>
+        <w:ind w:left="540" w:hanging="300"/>
+      </w:pPr>
+    </w:lvl>
+  </w:abstractNum>
   <w:num w:numId="1">
     <w:abstractNumId w:val="1"/>
     <w:lvlOverride w:ilvl="0">
@@ -756,6 +1031,24 @@
   </w:num>
   <w:num w:numId="3">
     <w:abstractNumId w:val="2"/>
+    <w:lvlOverride w:ilvl="0">
+      <w:startOverride w:val="1"/>
+    </w:lvlOverride>
+  </w:num>
+  <w:num w:numId="4">
+    <w:abstractNumId w:val="4"/>
+    <w:lvlOverride w:ilvl="0">
+      <w:startOverride w:val="1"/>
+    </w:lvlOverride>
+  </w:num>
+  <w:num w:numId="5">
+    <w:abstractNumId w:val="5"/>
+    <w:lvlOverride w:ilvl="0">
+      <w:startOverride w:val="1"/>
+    </w:lvlOverride>
+  </w:num>
+  <w:num w:numId="6">
+    <w:abstractNumId w:val="6"/>
     <w:lvlOverride w:ilvl="0">
       <w:startOverride w:val="1"/>
     </w:lvlOverride>

--- a/guides/Guide-Commercial-EduWeb.docx
+++ b/guides/Guide-Commercial-EduWeb.docx
@@ -92,7 +92,7 @@
           <w:sz w:val="16"/>
           <w:szCs w:val="16"/>
         </w:rPr>
-        <w:t xml:space="preserve">Version du 13 juin 2026</w:t>
+        <w:t xml:space="preserve">Version du 15 juin 2026</w:t>
       </w:r>
     </w:p>
     <w:p>

--- a/guides/Guide-Commercial-EduWeb.docx
+++ b/guides/Guide-Commercial-EduWeb.docx
@@ -4,7 +4,7 @@
   <w:body>
     <w:p>
       <w:pPr>
-        <w:spacing w:after="0"/>
+        <w:spacing w:after="0" w:before="1400"/>
         <w:jc w:val="center"/>
       </w:pPr>
       <w:r>
@@ -12,425 +12,508 @@
           <w:b/>
           <w:bCs/>
           <w:color w:val="0E6B3A"/>
-          <w:sz w:val="56"/>
-          <w:szCs w:val="56"/>
+          <w:sz w:val="64"/>
+          <w:szCs w:val="64"/>
         </w:rPr>
         <w:t xml:space="preserve">EduWeb</w:t>
       </w:r>
     </w:p>
     <w:p>
       <w:pPr>
-        <w:spacing w:after="200"/>
+        <w:spacing w:after="700"/>
         <w:jc w:val="center"/>
       </w:pPr>
       <w:r>
         <w:rPr>
           <w:color w:val="1E9E57"/>
+          <w:spacing w:val="30"/>
+          <w:sz w:val="18"/>
+          <w:szCs w:val="18"/>
+        </w:rPr>
+        <w:t xml:space="preserve">FAMILY &amp; COACHING</w:t>
+      </w:r>
+    </w:p>
+    <w:p>
+      <w:pPr>
+        <w:spacing w:after="120"/>
+        <w:jc w:val="center"/>
+      </w:pPr>
+      <w:r>
+        <w:rPr>
+          <w:color w:val="1E9E57"/>
+          <w:spacing w:val="40"/>
+          <w:sz w:val="22"/>
+          <w:szCs w:val="22"/>
+        </w:rPr>
+        <w:t xml:space="preserve">GUIDE DE L'UTILISATEUR</w:t>
+      </w:r>
+    </w:p>
+    <w:p>
+      <w:pPr>
+        <w:shd w:fill="0E6B3A" w:color="auto" w:val="clear"/>
+        <w:spacing w:after="200" w:before="120"/>
+        <w:jc w:val="center"/>
+      </w:pPr>
+      <w:r>
+        <w:rPr>
+          <w:b/>
+          <w:bCs/>
+          <w:color w:val="FFFFFF"/>
+          <w:sz w:val="44"/>
+          <w:szCs w:val="44"/>
+        </w:rPr>
+        <w:t xml:space="preserve">  Commercial  </w:t>
+      </w:r>
+    </w:p>
+    <w:p>
+      <w:pPr>
+        <w:spacing w:after="80"/>
+        <w:jc w:val="center"/>
+      </w:pPr>
+      <w:r>
+        <w:rPr>
+          <w:i/>
+          <w:iCs/>
+          <w:color w:val="666666"/>
+          <w:sz w:val="24"/>
+          <w:szCs w:val="24"/>
+        </w:rPr>
+        <w:t xml:space="preserve">Faites connaître EduWeb et soyez rémunéré sur vos recrutements</w:t>
+      </w:r>
+    </w:p>
+    <w:p>
+      <w:pPr>
+        <w:pBdr>
+          <w:top w:val="single" w:color="1E9E57" w:sz="6" w:space="8"/>
+        </w:pBdr>
+        <w:spacing w:after="0" w:before="200"/>
+        <w:jc w:val="center"/>
+      </w:pPr>
+      <w:r>
+        <w:rPr>
+          <w:color w:val="999999"/>
+          <w:sz w:val="18"/>
+          <w:szCs w:val="18"/>
+        </w:rPr>
+        <w:t xml:space="preserve">Document de formation</w:t>
+      </w:r>
+    </w:p>
+    <w:p>
+      <w:pPr>
+        <w:spacing w:after="0"/>
+        <w:jc w:val="center"/>
+      </w:pPr>
+      <w:r>
+        <w:rPr>
+          <w:color w:val="999999"/>
           <w:sz w:val="16"/>
           <w:szCs w:val="16"/>
         </w:rPr>
-        <w:t xml:space="preserve">FAMILY &amp; COACHING</w:t>
-      </w:r>
-    </w:p>
-    <w:p>
-      <w:pPr>
-        <w:spacing w:after="40"/>
-        <w:jc w:val="center"/>
-      </w:pPr>
-      <w:r>
-        <w:rPr>
-          <w:color w:val="555555"/>
-          <w:sz w:val="26"/>
-          <w:szCs w:val="26"/>
-        </w:rPr>
-        <w:t xml:space="preserve">Guide de l'utilisateur</w:t>
-      </w:r>
-    </w:p>
-    <w:p>
-      <w:pPr>
-        <w:spacing w:after="60"/>
-        <w:jc w:val="center"/>
+        <w:t xml:space="preserve">family.eduweb.ci · Version du 20 juin 2026</w:t>
+      </w:r>
+    </w:p>
+    <w:p>
+      <w:r>
+        <w:br w:type="page"/>
+      </w:r>
+    </w:p>
+    <w:p>
+      <w:pPr>
+        <w:pBdr>
+          <w:bottom w:val="single" w:color="1E9E57" w:sz="8" w:space="6"/>
+        </w:pBdr>
+        <w:spacing w:after="160"/>
       </w:pPr>
       <w:r>
         <w:rPr>
           <w:b/>
           <w:bCs/>
           <w:color w:val="0E6B3A"/>
-          <w:sz w:val="44"/>
-          <w:szCs w:val="44"/>
-        </w:rPr>
-        <w:t xml:space="preserve">Commercial</w:t>
-      </w:r>
-    </w:p>
-    <w:p>
-      <w:pPr>
-        <w:spacing w:after="40"/>
-        <w:jc w:val="center"/>
-      </w:pPr>
-      <w:r>
-        <w:rPr>
-          <w:i/>
-          <w:iCs/>
-          <w:color w:val="666666"/>
-          <w:sz w:val="22"/>
-          <w:szCs w:val="22"/>
-        </w:rPr>
-        <w:t xml:space="preserve">Faites connaître EduWeb et soyez rémunéré sur vos recrutements</w:t>
-      </w:r>
-    </w:p>
-    <w:p>
-      <w:pPr>
-        <w:pBdr>
-          <w:bottom w:val="single" w:color="1E9E57" w:sz="6" w:space="8"/>
-        </w:pBdr>
-        <w:spacing w:after="160"/>
-        <w:jc w:val="center"/>
-      </w:pPr>
-      <w:r>
-        <w:rPr>
-          <w:color w:val="999999"/>
-          <w:sz w:val="16"/>
-          <w:szCs w:val="16"/>
-        </w:rPr>
-        <w:t xml:space="preserve">Version du 15 juin 2026</w:t>
-      </w:r>
-    </w:p>
-    <w:p>
-      <w:pPr>
-        <w:spacing w:after="200"/>
-      </w:pPr>
-      <w:r>
-        <w:rPr>
-          <w:sz w:val="22"/>
-          <w:szCs w:val="22"/>
-        </w:rPr>
-        <w:t xml:space="preserve">Le Commercial fait connaître EduWeb et motive des parents et des coachs à rejoindre la plateforme. Votre espace vous permet de suivre vos filleuls, les missions abouties et vos gains : vous touchez 10 % de la part d'EduWeb sur chaque mission générée par vos filleuls.</w:t>
-      </w:r>
-    </w:p>
-    <w:p>
-      <w:pPr>
-        <w:pStyle w:val="Heading1"/>
-      </w:pPr>
-      <w:r>
-        <w:t xml:space="preserve">1. Créer votre compte</w:t>
-      </w:r>
-    </w:p>
-    <w:p>
-      <w:pPr>
-        <w:pStyle w:val="ListParagraph"/>
-        <w:numPr>
-          <w:ilvl w:val="0"/>
-          <w:numId w:val="2"/>
-        </w:numPr>
-        <w:spacing w:after="40"/>
-      </w:pPr>
-      <w:r>
-        <w:rPr>
-          <w:sz w:val="22"/>
-          <w:szCs w:val="22"/>
-        </w:rPr>
-        <w:t xml:space="preserve">Cliquez sur « Créer un compte » et choisissez le rôle « Commercial ».</w:t>
-      </w:r>
-    </w:p>
-    <w:p>
-      <w:pPr>
-        <w:pStyle w:val="ListParagraph"/>
-        <w:numPr>
-          <w:ilvl w:val="0"/>
-          <w:numId w:val="2"/>
-        </w:numPr>
-        <w:spacing w:after="40"/>
-      </w:pPr>
-      <w:r>
-        <w:rPr>
-          <w:sz w:val="22"/>
-          <w:szCs w:val="22"/>
-        </w:rPr>
-        <w:t xml:space="preserve">Activez votre compte via l'email reçu, puis connectez-vous.</w:t>
-      </w:r>
-    </w:p>
-    <w:p>
-      <w:pPr>
-        <w:pStyle w:val="Heading1"/>
-      </w:pPr>
-      <w:r>
-        <w:t xml:space="preserve">Langue de lecture</w:t>
-      </w:r>
-    </w:p>
-    <w:p>
-      <w:pPr>
-        <w:spacing w:after="120"/>
-      </w:pPr>
-      <w:r>
-        <w:rPr>
-          <w:sz w:val="22"/>
-          <w:szCs w:val="22"/>
-        </w:rPr>
-        <w:t xml:space="preserve">L'application est disponible en 14 langues. Sur votre tableau de bord, la carte « Langue de lecture » permet de choisir la langue d'affichage ; votre choix est mémorisé pour vos prochaines visites.</w:t>
-      </w:r>
-    </w:p>
-    <w:p>
-      <w:pPr>
-        <w:pStyle w:val="ListParagraph"/>
-        <w:numPr>
-          <w:ilvl w:val="0"/>
-          <w:numId w:val="3"/>
-        </w:numPr>
-        <w:spacing w:after="40"/>
-      </w:pPr>
-      <w:r>
-        <w:rPr>
-          <w:sz w:val="22"/>
-          <w:szCs w:val="22"/>
-        </w:rPr>
-        <w:t xml:space="preserve">Français, Anglais, Arabe, Espagnol, Coréen, Mandarin (chinois), Russe, Ukrainien, Allemand, Portugais, Italien, Turc, Wolof, Swahili.</w:t>
-      </w:r>
-    </w:p>
-    <w:p>
-      <w:pPr>
-        <w:pStyle w:val="Heading1"/>
-      </w:pPr>
-      <w:r>
-        <w:t xml:space="preserve">Besoin d'aide ?</w:t>
-      </w:r>
-    </w:p>
-    <w:p>
-      <w:pPr>
-        <w:spacing w:after="120"/>
-      </w:pPr>
-      <w:r>
-        <w:rPr>
-          <w:sz w:val="22"/>
-          <w:szCs w:val="22"/>
-        </w:rPr>
-        <w:t xml:space="preserve">Une carte « Besoin d'aide ? » figure sur votre tableau de bord, et un bouton flottant « Aide » (en bas à droite de l'écran) vous permet d'ouvrir ce guide à tout moment.</w:t>
-      </w:r>
-    </w:p>
-    <w:p>
-      <w:pPr>
-        <w:pStyle w:val="Heading1"/>
-      </w:pPr>
-      <w:r>
-        <w:t xml:space="preserve">Installer l'application sur votre appareil</w:t>
-      </w:r>
-    </w:p>
-    <w:p>
-      <w:pPr>
-        <w:spacing w:after="120"/>
-      </w:pPr>
-      <w:r>
-        <w:rPr>
-          <w:sz w:val="22"/>
-          <w:szCs w:val="22"/>
-        </w:rPr>
-        <w:t xml:space="preserve">EduWeb est une application web installable : vous pouvez l'ajouter à l'écran d'accueil de votre téléphone ou au bureau de votre ordinateur, puis l'ouvrir comme une application classique — en plein écran, sans la barre du navigateur, avec l'icône EduWeb. L'installation est gratuite, rapide et ne passe par aucun magasin d'applications.</w:t>
-      </w:r>
-    </w:p>
-    <w:p>
-      <w:pPr>
-        <w:pStyle w:val="Heading2"/>
-      </w:pPr>
-      <w:r>
-        <w:t xml:space="preserve">Android (Chrome)</w:t>
-      </w:r>
-    </w:p>
-    <w:p>
-      <w:pPr>
-        <w:pStyle w:val="ListParagraph"/>
-        <w:numPr>
-          <w:ilvl w:val="0"/>
-          <w:numId w:val="4"/>
-        </w:numPr>
-        <w:spacing w:after="40"/>
-      </w:pPr>
-      <w:r>
-        <w:rPr>
-          <w:sz w:val="22"/>
-          <w:szCs w:val="22"/>
-        </w:rPr>
-        <w:t xml:space="preserve">Ouvrez family.eduweb.ci dans Chrome.</w:t>
-      </w:r>
-    </w:p>
-    <w:p>
-      <w:pPr>
-        <w:pStyle w:val="ListParagraph"/>
-        <w:numPr>
-          <w:ilvl w:val="0"/>
-          <w:numId w:val="4"/>
-        </w:numPr>
-        <w:spacing w:after="40"/>
-      </w:pPr>
-      <w:r>
-        <w:rPr>
-          <w:sz w:val="22"/>
-          <w:szCs w:val="22"/>
-        </w:rPr>
-        <w:t xml:space="preserve">Touchez la bannière « Installer l'application » si elle apparaît ; sinon, ouvrez le menu ⋮ (en haut à droite).</w:t>
-      </w:r>
-    </w:p>
-    <w:p>
-      <w:pPr>
-        <w:pStyle w:val="ListParagraph"/>
-        <w:numPr>
-          <w:ilvl w:val="0"/>
-          <w:numId w:val="4"/>
-        </w:numPr>
-        <w:spacing w:after="40"/>
-      </w:pPr>
-      <w:r>
-        <w:rPr>
-          <w:sz w:val="22"/>
-          <w:szCs w:val="22"/>
-        </w:rPr>
-        <w:t xml:space="preserve">Choisissez « Installer l'application » (ou « Ajouter à l'écran d'accueil »), puis confirmez.</w:t>
-      </w:r>
-    </w:p>
-    <w:p>
-      <w:pPr>
-        <w:pStyle w:val="Heading2"/>
-      </w:pPr>
-      <w:r>
-        <w:t xml:space="preserve">iPhone / iPad (Safari)</w:t>
-      </w:r>
-    </w:p>
-    <w:p>
-      <w:pPr>
-        <w:pStyle w:val="ListParagraph"/>
-        <w:numPr>
-          <w:ilvl w:val="0"/>
-          <w:numId w:val="5"/>
-        </w:numPr>
-        <w:spacing w:after="40"/>
-      </w:pPr>
-      <w:r>
-        <w:rPr>
-          <w:sz w:val="22"/>
-          <w:szCs w:val="22"/>
-        </w:rPr>
-        <w:t xml:space="preserve">Ouvrez family.eduweb.ci dans Safari.</w:t>
-      </w:r>
-    </w:p>
-    <w:p>
-      <w:pPr>
-        <w:pStyle w:val="ListParagraph"/>
-        <w:numPr>
-          <w:ilvl w:val="0"/>
-          <w:numId w:val="5"/>
-        </w:numPr>
-        <w:spacing w:after="40"/>
-      </w:pPr>
-      <w:r>
-        <w:rPr>
-          <w:sz w:val="22"/>
-          <w:szCs w:val="22"/>
-        </w:rPr>
-        <w:t xml:space="preserve">Touchez le bouton Partager (le carré surmonté d'une flèche vers le haut).</w:t>
-      </w:r>
-    </w:p>
-    <w:p>
-      <w:pPr>
-        <w:pStyle w:val="ListParagraph"/>
-        <w:numPr>
-          <w:ilvl w:val="0"/>
-          <w:numId w:val="5"/>
-        </w:numPr>
-        <w:spacing w:after="40"/>
-      </w:pPr>
-      <w:r>
-        <w:rPr>
-          <w:sz w:val="22"/>
-          <w:szCs w:val="22"/>
-        </w:rPr>
-        <w:t xml:space="preserve">Faites défiler, choisissez « Sur l'écran d'accueil », puis « Ajouter ».</w:t>
-      </w:r>
-    </w:p>
-    <w:p>
-      <w:pPr>
-        <w:pStyle w:val="Heading2"/>
-      </w:pPr>
-      <w:r>
-        <w:t xml:space="preserve">Ordinateur (Chrome ou Edge)</w:t>
-      </w:r>
-    </w:p>
-    <w:p>
-      <w:pPr>
-        <w:pStyle w:val="ListParagraph"/>
-        <w:numPr>
-          <w:ilvl w:val="0"/>
-          <w:numId w:val="6"/>
-        </w:numPr>
-        <w:spacing w:after="40"/>
-      </w:pPr>
-      <w:r>
-        <w:rPr>
-          <w:sz w:val="22"/>
-          <w:szCs w:val="22"/>
-        </w:rPr>
-        <w:t xml:space="preserve">Ouvrez family.eduweb.ci.</w:t>
-      </w:r>
-    </w:p>
-    <w:p>
-      <w:pPr>
-        <w:pStyle w:val="ListParagraph"/>
-        <w:numPr>
-          <w:ilvl w:val="0"/>
-          <w:numId w:val="6"/>
-        </w:numPr>
-        <w:spacing w:after="40"/>
-      </w:pPr>
-      <w:r>
-        <w:rPr>
-          <w:sz w:val="22"/>
-          <w:szCs w:val="22"/>
-        </w:rPr>
-        <w:t xml:space="preserve">Cliquez sur l'icône d'installation (un écran avec une flèche, ou ⊕) à droite de la barre d'adresse.</w:t>
-      </w:r>
-    </w:p>
-    <w:p>
-      <w:pPr>
-        <w:pStyle w:val="ListParagraph"/>
-        <w:numPr>
-          <w:ilvl w:val="0"/>
-          <w:numId w:val="6"/>
-        </w:numPr>
-        <w:spacing w:after="40"/>
-      </w:pPr>
-      <w:r>
-        <w:rPr>
-          <w:sz w:val="22"/>
-          <w:szCs w:val="22"/>
-        </w:rPr>
-        <w:t xml:space="preserve">Cliquez sur « Installer ».</w:t>
-      </w:r>
-    </w:p>
-    <w:p>
-      <w:pPr>
-        <w:spacing w:after="120"/>
-      </w:pPr>
-      <w:r>
-        <w:rPr>
-          <w:sz w:val="22"/>
-          <w:szCs w:val="22"/>
-        </w:rPr>
-        <w:t xml:space="preserve">Une fois installée, l'icône EduWeb apparaît sur votre écran d'accueil (ou votre bureau) et l'application se met à jour automatiquement à chaque connexion à Internet.</w:t>
-      </w:r>
-    </w:p>
-    <w:p>
-      <w:pPr>
-        <w:pBdr>
-          <w:top w:val="single" w:color="B8DCC6" w:sz="2" w:space="6"/>
-          <w:bottom w:val="single" w:color="B8DCC6" w:sz="2" w:space="6"/>
-          <w:left w:val="single" w:color="1E9E57" w:sz="18" w:space="10"/>
-          <w:right w:val="single" w:color="B8DCC6" w:sz="2" w:space="6"/>
-        </w:pBdr>
-        <w:shd w:fill="E8F5EC" w:val="clear"/>
-        <w:spacing w:after="140" w:before="80"/>
+          <w:sz w:val="36"/>
+          <w:szCs w:val="36"/>
+        </w:rPr>
+        <w:t xml:space="preserve">Sommaire</w:t>
+      </w:r>
+    </w:p>
+    <w:sdt>
+      <w:sdtPr>
+        <w:alias w:val="Sommaire"/>
+      </w:sdtPr>
+      <w:sdtContent>
+        <w:p>
+          <w:r>
+            <w:fldChar w:fldCharType="begin" w:dirty="true"/>
+            <w:instrText xml:space="preserve">TOC \h \o "1-1"</w:instrText>
+            <w:fldChar w:fldCharType="separate"/>
+          </w:r>
+        </w:p>
+        <w:p>
+          <w:r>
+            <w:fldChar w:fldCharType="end"/>
+          </w:r>
+        </w:p>
+      </w:sdtContent>
+    </w:sdt>
+    <w:p>
+      <w:r>
+        <w:br w:type="page"/>
+      </w:r>
+    </w:p>
+    <w:p>
+      <w:pPr>
+        <w:spacing w:after="80"/>
       </w:pPr>
       <w:r>
         <w:rPr>
           <w:b/>
           <w:bCs/>
-          <w:color w:val="0E6B3A"/>
+          <w:color w:val="1E9E57"/>
+          <w:spacing w:val="20"/>
+          <w:sz w:val="18"/>
+          <w:szCs w:val="18"/>
+        </w:rPr>
+        <w:t xml:space="preserve">À PROPOS DE CE GUIDE</w:t>
+      </w:r>
+    </w:p>
+    <w:p>
+      <w:pPr>
+        <w:pBdr>
+          <w:left w:val="single" w:color="1E9E57" w:sz="18" w:space="14"/>
+        </w:pBdr>
+        <w:spacing w:after="260"/>
+      </w:pPr>
+      <w:r>
+        <w:rPr>
+          <w:sz w:val="22"/>
+          <w:szCs w:val="22"/>
+        </w:rPr>
+        <w:t xml:space="preserve">Le Commercial fait connaître EduWeb et motive des parents et des coachs à rejoindre la plateforme. Votre espace vous permet de suivre vos filleuls, les missions abouties et vos gains : vous touchez 10 % de la part d'EduWeb sur chaque mission générée par vos filleuls.</w:t>
+      </w:r>
+    </w:p>
+    <w:p>
+      <w:pPr>
+        <w:pStyle w:val="Heading1"/>
+      </w:pPr>
+      <w:r>
+        <w:t xml:space="preserve">1.  Créer votre compte</w:t>
+      </w:r>
+    </w:p>
+    <w:p>
+      <w:pPr>
+        <w:pStyle w:val="ListParagraph"/>
+        <w:numPr>
+          <w:ilvl w:val="0"/>
+          <w:numId w:val="2"/>
+        </w:numPr>
+        <w:spacing w:after="40"/>
+      </w:pPr>
+      <w:r>
+        <w:rPr>
+          <w:sz w:val="22"/>
+          <w:szCs w:val="22"/>
+        </w:rPr>
+        <w:t xml:space="preserve">Cliquez sur « Créer un compte » et choisissez le rôle « Commercial ».</w:t>
+      </w:r>
+    </w:p>
+    <w:p>
+      <w:pPr>
+        <w:pStyle w:val="ListParagraph"/>
+        <w:numPr>
+          <w:ilvl w:val="0"/>
+          <w:numId w:val="2"/>
+        </w:numPr>
+        <w:spacing w:after="40"/>
+      </w:pPr>
+      <w:r>
+        <w:rPr>
+          <w:sz w:val="22"/>
+          <w:szCs w:val="22"/>
+        </w:rPr>
+        <w:t xml:space="preserve">Activez votre compte via l'email reçu, puis connectez-vous.</w:t>
+      </w:r>
+    </w:p>
+    <w:p>
+      <w:pPr>
+        <w:pStyle w:val="Heading1"/>
+      </w:pPr>
+      <w:r>
+        <w:t xml:space="preserve">2.  Langue de lecture</w:t>
+      </w:r>
+    </w:p>
+    <w:p>
+      <w:pPr>
+        <w:spacing w:after="120"/>
+      </w:pPr>
+      <w:r>
+        <w:rPr>
+          <w:sz w:val="22"/>
+          <w:szCs w:val="22"/>
+        </w:rPr>
+        <w:t xml:space="preserve">L'application est disponible en 14 langues. Sur votre tableau de bord, la carte « Langue de lecture » permet de choisir la langue d'affichage ; votre choix est mémorisé pour vos prochaines visites.</w:t>
+      </w:r>
+    </w:p>
+    <w:p>
+      <w:pPr>
+        <w:pStyle w:val="ListParagraph"/>
+        <w:numPr>
+          <w:ilvl w:val="0"/>
+          <w:numId w:val="3"/>
+        </w:numPr>
+        <w:spacing w:after="40"/>
+      </w:pPr>
+      <w:r>
+        <w:rPr>
+          <w:sz w:val="22"/>
+          <w:szCs w:val="22"/>
+        </w:rPr>
+        <w:t xml:space="preserve">Français, Anglais, Arabe, Espagnol, Coréen, Mandarin (chinois), Russe, Ukrainien, Allemand, Portugais, Italien, Turc, Wolof, Swahili.</w:t>
+      </w:r>
+    </w:p>
+    <w:p>
+      <w:pPr>
+        <w:pStyle w:val="Heading1"/>
+      </w:pPr>
+      <w:r>
+        <w:t xml:space="preserve">3.  Besoin d'aide ?</w:t>
+      </w:r>
+    </w:p>
+    <w:p>
+      <w:pPr>
+        <w:spacing w:after="120"/>
+      </w:pPr>
+      <w:r>
+        <w:rPr>
+          <w:sz w:val="22"/>
+          <w:szCs w:val="22"/>
+        </w:rPr>
+        <w:t xml:space="preserve">Une carte « Besoin d'aide ? » figure sur votre tableau de bord, et un bouton flottant « Aide » (en bas à droite de l'écran) vous permet d'ouvrir ce guide à tout moment.</w:t>
+      </w:r>
+    </w:p>
+    <w:p>
+      <w:pPr>
+        <w:pStyle w:val="Heading1"/>
+      </w:pPr>
+      <w:r>
+        <w:t xml:space="preserve">4.  Installer l'application sur votre appareil</w:t>
+      </w:r>
+    </w:p>
+    <w:p>
+      <w:pPr>
+        <w:spacing w:after="120"/>
+      </w:pPr>
+      <w:r>
+        <w:rPr>
+          <w:sz w:val="22"/>
+          <w:szCs w:val="22"/>
+        </w:rPr>
+        <w:t xml:space="preserve">EduWeb est une application web installable : vous pouvez l'ajouter à l'écran d'accueil de votre téléphone ou au bureau de votre ordinateur, puis l'ouvrir comme une application classique — en plein écran, sans la barre du navigateur, avec l'icône EduWeb. L'installation est gratuite, rapide et ne passe par aucun magasin d'applications.</w:t>
+      </w:r>
+    </w:p>
+    <w:p>
+      <w:pPr>
+        <w:pStyle w:val="Heading2"/>
+      </w:pPr>
+      <w:r>
+        <w:t xml:space="preserve">Android (Chrome)</w:t>
+      </w:r>
+    </w:p>
+    <w:p>
+      <w:pPr>
+        <w:pStyle w:val="ListParagraph"/>
+        <w:numPr>
+          <w:ilvl w:val="0"/>
+          <w:numId w:val="4"/>
+        </w:numPr>
+        <w:spacing w:after="40"/>
+      </w:pPr>
+      <w:r>
+        <w:rPr>
+          <w:sz w:val="22"/>
+          <w:szCs w:val="22"/>
+        </w:rPr>
+        <w:t xml:space="preserve">Ouvrez family.eduweb.ci dans Chrome.</w:t>
+      </w:r>
+    </w:p>
+    <w:p>
+      <w:pPr>
+        <w:pStyle w:val="ListParagraph"/>
+        <w:numPr>
+          <w:ilvl w:val="0"/>
+          <w:numId w:val="4"/>
+        </w:numPr>
+        <w:spacing w:after="40"/>
+      </w:pPr>
+      <w:r>
+        <w:rPr>
+          <w:sz w:val="22"/>
+          <w:szCs w:val="22"/>
+        </w:rPr>
+        <w:t xml:space="preserve">Touchez la bannière « Installer l'application » si elle apparaît ; sinon, ouvrez le menu ⋮ (en haut à droite).</w:t>
+      </w:r>
+    </w:p>
+    <w:p>
+      <w:pPr>
+        <w:pStyle w:val="ListParagraph"/>
+        <w:numPr>
+          <w:ilvl w:val="0"/>
+          <w:numId w:val="4"/>
+        </w:numPr>
+        <w:spacing w:after="40"/>
+      </w:pPr>
+      <w:r>
+        <w:rPr>
+          <w:sz w:val="22"/>
+          <w:szCs w:val="22"/>
+        </w:rPr>
+        <w:t xml:space="preserve">Choisissez « Installer l'application » (ou « Ajouter à l'écran d'accueil »), puis confirmez.</w:t>
+      </w:r>
+    </w:p>
+    <w:p>
+      <w:pPr>
+        <w:pStyle w:val="Heading2"/>
+      </w:pPr>
+      <w:r>
+        <w:t xml:space="preserve">iPhone / iPad (Safari)</w:t>
+      </w:r>
+    </w:p>
+    <w:p>
+      <w:pPr>
+        <w:pStyle w:val="ListParagraph"/>
+        <w:numPr>
+          <w:ilvl w:val="0"/>
+          <w:numId w:val="5"/>
+        </w:numPr>
+        <w:spacing w:after="40"/>
+      </w:pPr>
+      <w:r>
+        <w:rPr>
+          <w:sz w:val="22"/>
+          <w:szCs w:val="22"/>
+        </w:rPr>
+        <w:t xml:space="preserve">Ouvrez family.eduweb.ci dans Safari.</w:t>
+      </w:r>
+    </w:p>
+    <w:p>
+      <w:pPr>
+        <w:pStyle w:val="ListParagraph"/>
+        <w:numPr>
+          <w:ilvl w:val="0"/>
+          <w:numId w:val="5"/>
+        </w:numPr>
+        <w:spacing w:after="40"/>
+      </w:pPr>
+      <w:r>
+        <w:rPr>
+          <w:sz w:val="22"/>
+          <w:szCs w:val="22"/>
+        </w:rPr>
+        <w:t xml:space="preserve">Touchez le bouton Partager (le carré surmonté d'une flèche vers le haut).</w:t>
+      </w:r>
+    </w:p>
+    <w:p>
+      <w:pPr>
+        <w:pStyle w:val="ListParagraph"/>
+        <w:numPr>
+          <w:ilvl w:val="0"/>
+          <w:numId w:val="5"/>
+        </w:numPr>
+        <w:spacing w:after="40"/>
+      </w:pPr>
+      <w:r>
+        <w:rPr>
+          <w:sz w:val="22"/>
+          <w:szCs w:val="22"/>
+        </w:rPr>
+        <w:t xml:space="preserve">Faites défiler, choisissez « Sur l'écran d'accueil », puis « Ajouter ».</w:t>
+      </w:r>
+    </w:p>
+    <w:p>
+      <w:pPr>
+        <w:pStyle w:val="Heading2"/>
+      </w:pPr>
+      <w:r>
+        <w:t xml:space="preserve">Ordinateur (Chrome ou Edge)</w:t>
+      </w:r>
+    </w:p>
+    <w:p>
+      <w:pPr>
+        <w:pStyle w:val="ListParagraph"/>
+        <w:numPr>
+          <w:ilvl w:val="0"/>
+          <w:numId w:val="6"/>
+        </w:numPr>
+        <w:spacing w:after="40"/>
+      </w:pPr>
+      <w:r>
+        <w:rPr>
+          <w:sz w:val="22"/>
+          <w:szCs w:val="22"/>
+        </w:rPr>
+        <w:t xml:space="preserve">Ouvrez family.eduweb.ci.</w:t>
+      </w:r>
+    </w:p>
+    <w:p>
+      <w:pPr>
+        <w:pStyle w:val="ListParagraph"/>
+        <w:numPr>
+          <w:ilvl w:val="0"/>
+          <w:numId w:val="6"/>
+        </w:numPr>
+        <w:spacing w:after="40"/>
+      </w:pPr>
+      <w:r>
+        <w:rPr>
+          <w:sz w:val="22"/>
+          <w:szCs w:val="22"/>
+        </w:rPr>
+        <w:t xml:space="preserve">Cliquez sur l'icône d'installation (un écran avec une flèche, ou ⊕) à droite de la barre d'adresse.</w:t>
+      </w:r>
+    </w:p>
+    <w:p>
+      <w:pPr>
+        <w:pStyle w:val="ListParagraph"/>
+        <w:numPr>
+          <w:ilvl w:val="0"/>
+          <w:numId w:val="6"/>
+        </w:numPr>
+        <w:spacing w:after="40"/>
+      </w:pPr>
+      <w:r>
+        <w:rPr>
+          <w:sz w:val="22"/>
+          <w:szCs w:val="22"/>
+        </w:rPr>
+        <w:t xml:space="preserve">Cliquez sur « Installer ».</w:t>
+      </w:r>
+    </w:p>
+    <w:p>
+      <w:pPr>
+        <w:spacing w:after="120"/>
+      </w:pPr>
+      <w:r>
+        <w:rPr>
+          <w:sz w:val="22"/>
+          <w:szCs w:val="22"/>
+        </w:rPr>
+        <w:t xml:space="preserve">Une fois installée, l'icône EduWeb apparaît sur votre écran d'accueil (ou votre bureau) et l'application se met à jour automatiquement à chaque connexion à Internet.</w:t>
+      </w:r>
+    </w:p>
+    <w:p>
+      <w:pPr>
+        <w:pBdr>
+          <w:top w:val="single" w:color="E8F5EC" w:sz="2" w:space="6"/>
+          <w:bottom w:val="single" w:color="E8F5EC" w:sz="2" w:space="6"/>
+          <w:left w:val="single" w:color="1E9E57" w:sz="18" w:space="10"/>
+          <w:right w:val="single" w:color="E8F5EC" w:sz="2" w:space="6"/>
+        </w:pBdr>
+        <w:shd w:fill="E8F5EC" w:color="auto" w:val="clear"/>
+        <w:spacing w:after="140" w:before="80"/>
+      </w:pPr>
+      <w:r>
+        <w:rPr>
+          <w:b/>
+          <w:bCs/>
+          <w:color w:val="1E9E57"/>
           <w:sz w:val="21"/>
           <w:szCs w:val="21"/>
         </w:rPr>
@@ -450,7 +533,7 @@
         <w:pStyle w:val="Heading1"/>
       </w:pPr>
       <w:r>
-        <w:t xml:space="preserve">2. Votre tableau de bord</w:t>
+        <w:t xml:space="preserve">5.  Votre tableau de bord</w:t>
       </w:r>
     </w:p>
     <w:p>
@@ -521,7 +604,7 @@
         <w:pStyle w:val="Heading1"/>
       </w:pPr>
       <w:r>
-        <w:t xml:space="preserve">3. Votre lien d'invitation</w:t>
+        <w:t xml:space="preserve">6.  Votre lien d'invitation</w:t>
       </w:r>
     </w:p>
     <w:p>
@@ -563,7 +646,7 @@
         <w:pStyle w:val="Heading1"/>
       </w:pPr>
       <w:r>
-        <w:t xml:space="preserve">4. Comment vous êtes rémunéré</w:t>
+        <w:t xml:space="preserve">7.  Comment vous êtes rémunéré</w:t>
       </w:r>
     </w:p>
     <w:p>
@@ -615,19 +698,19 @@
     <w:p>
       <w:pPr>
         <w:pBdr>
-          <w:top w:val="single" w:color="B8DCC6" w:sz="2" w:space="6"/>
-          <w:bottom w:val="single" w:color="B8DCC6" w:sz="2" w:space="6"/>
+          <w:top w:val="single" w:color="E8F5EC" w:sz="2" w:space="6"/>
+          <w:bottom w:val="single" w:color="E8F5EC" w:sz="2" w:space="6"/>
           <w:left w:val="single" w:color="1E9E57" w:sz="18" w:space="10"/>
-          <w:right w:val="single" w:color="B8DCC6" w:sz="2" w:space="6"/>
+          <w:right w:val="single" w:color="E8F5EC" w:sz="2" w:space="6"/>
         </w:pBdr>
-        <w:shd w:fill="E8F5EC" w:val="clear"/>
+        <w:shd w:fill="E8F5EC" w:color="auto" w:val="clear"/>
         <w:spacing w:after="140" w:before="80"/>
       </w:pPr>
       <w:r>
         <w:rPr>
           <w:b/>
           <w:bCs/>
-          <w:color w:val="0E6B3A"/>
+          <w:color w:val="1E9E57"/>
           <w:sz w:val="21"/>
           <w:szCs w:val="21"/>
         </w:rPr>
@@ -647,7 +730,7 @@
         <w:pStyle w:val="Heading1"/>
       </w:pPr>
       <w:r>
-        <w:t xml:space="preserve">5. Messagerie &amp; assistance</w:t>
+        <w:t xml:space="preserve">8.  Messagerie &amp; assistance</w:t>
       </w:r>
     </w:p>
     <w:p>
@@ -667,7 +750,7 @@
         <w:pStyle w:val="Heading1"/>
       </w:pPr>
       <w:r>
-        <w:t xml:space="preserve">6. Bonnes pratiques</w:t>
+        <w:t xml:space="preserve">9.  Bonnes pratiques</w:t>
       </w:r>
     </w:p>
     <w:p>
@@ -723,7 +806,7 @@
     </w:p>
     <w:sectPr>
       <w:footerReference w:type="default" r:id="rId7"/>
-      <w:pgSz w:w="12240" w:h="15840" w:orient="portrait"/>
+      <w:pgSz w:w="11906" w:h="16838" w:orient="portrait"/>
       <w:pgMar w:top="1440" w:right="1440" w:bottom="1440" w:left="1440" w:header="708" w:footer="708" w:gutter="0"/>
       <w:pgNumType/>
       <w:docGrid w:linePitch="360"/>
@@ -781,7 +864,7 @@
         <w:top w:val="single" w:color="DDDDDD" w:sz="4" w:space="6"/>
       </w:pBdr>
       <w:tabs>
-        <w:tab w:val="right" w:pos="9360"/>
+        <w:tab w:val="right" w:pos="9026"/>
       </w:tabs>
     </w:pPr>
     <w:r>
@@ -1245,7 +1328,10 @@
     <w:next w:val="Normal"/>
     <w:qFormat/>
     <w:pPr>
-      <w:spacing w:after="140" w:before="280"/>
+      <w:pBdr>
+        <w:bottom w:val="single" w:color="1E9E57" w:sz="8" w:space="4"/>
+      </w:pBdr>
+      <w:spacing w:after="160" w:before="340"/>
       <w:outlineLvl w:val="0"/>
     </w:pPr>
     <w:rPr>

--- a/guides/Guide-Commercial-EduWeb.docx
+++ b/guides/Guide-Commercial-EduWeb.docx
@@ -109,7 +109,7 @@
           <w:sz w:val="16"/>
           <w:szCs w:val="16"/>
         </w:rPr>
-        <w:t xml:space="preserve">family.eduweb.ci · Version du 20 juin 2026</w:t>
+        <w:t xml:space="preserve">family.eduweb.ci · Version du 19 juillet 2026</w:t>
       </w:r>
     </w:p>
     <w:p>
@@ -195,49 +195,7 @@
         <w:pStyle w:val="Heading1"/>
       </w:pPr>
       <w:r>
-        <w:t xml:space="preserve">1.  Créer votre compte</w:t>
-      </w:r>
-    </w:p>
-    <w:p>
-      <w:pPr>
-        <w:pStyle w:val="ListParagraph"/>
-        <w:numPr>
-          <w:ilvl w:val="0"/>
-          <w:numId w:val="2"/>
-        </w:numPr>
-        <w:spacing w:after="40"/>
-      </w:pPr>
-      <w:r>
-        <w:rPr>
-          <w:sz w:val="22"/>
-          <w:szCs w:val="22"/>
-        </w:rPr>
-        <w:t xml:space="preserve">Cliquez sur « Créer un compte » et choisissez le rôle « Commercial ».</w:t>
-      </w:r>
-    </w:p>
-    <w:p>
-      <w:pPr>
-        <w:pStyle w:val="ListParagraph"/>
-        <w:numPr>
-          <w:ilvl w:val="0"/>
-          <w:numId w:val="2"/>
-        </w:numPr>
-        <w:spacing w:after="40"/>
-      </w:pPr>
-      <w:r>
-        <w:rPr>
-          <w:sz w:val="22"/>
-          <w:szCs w:val="22"/>
-        </w:rPr>
-        <w:t xml:space="preserve">Activez votre compte via l'email reçu, puis connectez-vous.</w:t>
-      </w:r>
-    </w:p>
-    <w:p>
-      <w:pPr>
-        <w:pStyle w:val="Heading1"/>
-      </w:pPr>
-      <w:r>
-        <w:t xml:space="preserve">2.  Langue de lecture</w:t>
+        <w:t xml:space="preserve">1.  Bien démarrer — à lire en premier</w:t>
       </w:r>
     </w:p>
     <w:p>
@@ -249,7 +207,265 @@
           <w:sz w:val="22"/>
           <w:szCs w:val="22"/>
         </w:rPr>
-        <w:t xml:space="preserve">L'application est disponible en 14 langues. Sur votre tableau de bord, la carte « Langue de lecture » permet de choisir la langue d'affichage ; votre choix est mémorisé pour vos prochaines visites.</w:t>
+        <w:t xml:space="preserve">Ce guide est fait pour tout le monde, même si vous n'avez pas l'habitude des téléphones ou des ordinateurs. Avancez à votre rythme : vous ne pouvez rien « casser », et il est toujours possible de revenir en arrière.</w:t>
+      </w:r>
+    </w:p>
+    <w:p>
+      <w:pPr>
+        <w:pBdr>
+          <w:top w:val="single" w:color="EAF3FB" w:sz="2" w:space="6"/>
+          <w:bottom w:val="single" w:color="EAF3FB" w:sz="2" w:space="6"/>
+          <w:left w:val="single" w:color="2A77C6" w:sz="18" w:space="10"/>
+          <w:right w:val="single" w:color="EAF3FB" w:sz="2" w:space="6"/>
+        </w:pBdr>
+        <w:shd w:fill="EAF3FB" w:color="auto" w:val="clear"/>
+        <w:spacing w:after="140" w:before="80"/>
+      </w:pPr>
+      <w:r>
+        <w:rPr>
+          <w:b/>
+          <w:bCs/>
+          <w:color w:val="2A77C6"/>
+          <w:sz w:val="21"/>
+          <w:szCs w:val="21"/>
+        </w:rPr>
+        <w:t xml:space="preserve">Astuce — </w:t>
+      </w:r>
+      <w:r>
+        <w:rPr>
+          <w:color w:val="1B3A57"/>
+          <w:sz w:val="21"/>
+          <w:szCs w:val="21"/>
+        </w:rPr>
+        <w:t xml:space="preserve">Pour utiliser EduWeb, il vous faut seulement deux choses : un appareil connecté à Internet (téléphone Android, iPhone ou ordinateur) et une adresse e-mail. Si vous n'en avez pas, faites-vous aider pour créer une adresse gratuite (par exemple une adresse Gmail).</w:t>
+      </w:r>
+    </w:p>
+    <w:p>
+      <w:pPr>
+        <w:pStyle w:val="Heading2"/>
+      </w:pPr>
+      <w:r>
+        <w:t xml:space="preserve">Quelques mots à connaître</w:t>
+      </w:r>
+    </w:p>
+    <w:p>
+      <w:pPr>
+        <w:pStyle w:val="ListParagraph"/>
+        <w:numPr>
+          <w:ilvl w:val="0"/>
+          <w:numId w:val="2"/>
+        </w:numPr>
+        <w:spacing w:after="40"/>
+      </w:pPr>
+      <w:r>
+        <w:rPr>
+          <w:sz w:val="22"/>
+          <w:szCs w:val="22"/>
+        </w:rPr>
+        <w:t xml:space="preserve">Navigateur : le programme qui sert à ouvrir les sites Internet. Sur Android, c'est souvent « Chrome » ; sur iPhone, « Safari ».</w:t>
+      </w:r>
+    </w:p>
+    <w:p>
+      <w:pPr>
+        <w:pStyle w:val="ListParagraph"/>
+        <w:numPr>
+          <w:ilvl w:val="0"/>
+          <w:numId w:val="2"/>
+        </w:numPr>
+        <w:spacing w:after="40"/>
+      </w:pPr>
+      <w:r>
+        <w:rPr>
+          <w:sz w:val="22"/>
+          <w:szCs w:val="22"/>
+        </w:rPr>
+        <w:t xml:space="preserve">Adresse du site : ce que l'on écrit tout en haut de l'écran pour ouvrir EduWeb. La nôtre est : family.eduweb.ci</w:t>
+      </w:r>
+    </w:p>
+    <w:p>
+      <w:pPr>
+        <w:pStyle w:val="ListParagraph"/>
+        <w:numPr>
+          <w:ilvl w:val="0"/>
+          <w:numId w:val="2"/>
+        </w:numPr>
+        <w:spacing w:after="40"/>
+      </w:pPr>
+      <w:r>
+        <w:rPr>
+          <w:sz w:val="22"/>
+          <w:szCs w:val="22"/>
+        </w:rPr>
+        <w:t xml:space="preserve">Compte : votre espace personnel, protégé par votre e-mail et un mot de passe.</w:t>
+      </w:r>
+    </w:p>
+    <w:p>
+      <w:pPr>
+        <w:pStyle w:val="ListParagraph"/>
+        <w:numPr>
+          <w:ilvl w:val="0"/>
+          <w:numId w:val="2"/>
+        </w:numPr>
+        <w:spacing w:after="40"/>
+      </w:pPr>
+      <w:r>
+        <w:rPr>
+          <w:sz w:val="22"/>
+          <w:szCs w:val="22"/>
+        </w:rPr>
+        <w:t xml:space="preserve">E-mail (ou courriel) : votre adresse électronique, du type nom@exemple.com. Elle sert à créer votre compte et à recevoir les messages importants.</w:t>
+      </w:r>
+    </w:p>
+    <w:p>
+      <w:pPr>
+        <w:pStyle w:val="ListParagraph"/>
+        <w:numPr>
+          <w:ilvl w:val="0"/>
+          <w:numId w:val="2"/>
+        </w:numPr>
+        <w:spacing w:after="40"/>
+      </w:pPr>
+      <w:r>
+        <w:rPr>
+          <w:sz w:val="22"/>
+          <w:szCs w:val="22"/>
+        </w:rPr>
+        <w:t xml:space="preserve">Mot de passe : un code secret que vous choisissez (au moins 6 caractères). Ne le communiquez à personne.</w:t>
+      </w:r>
+    </w:p>
+    <w:p>
+      <w:pPr>
+        <w:pStyle w:val="ListParagraph"/>
+        <w:numPr>
+          <w:ilvl w:val="0"/>
+          <w:numId w:val="2"/>
+        </w:numPr>
+        <w:spacing w:after="40"/>
+      </w:pPr>
+      <w:r>
+        <w:rPr>
+          <w:sz w:val="22"/>
+          <w:szCs w:val="22"/>
+        </w:rPr>
+        <w:t xml:space="preserve">Bouton : une zone colorée sur laquelle on appuie pour agir (par exemple « Créer un compte »).</w:t>
+      </w:r>
+    </w:p>
+    <w:p>
+      <w:pPr>
+        <w:pStyle w:val="ListParagraph"/>
+        <w:numPr>
+          <w:ilvl w:val="0"/>
+          <w:numId w:val="2"/>
+        </w:numPr>
+        <w:spacing w:after="40"/>
+      </w:pPr>
+      <w:r>
+        <w:rPr>
+          <w:sz w:val="22"/>
+          <w:szCs w:val="22"/>
+        </w:rPr>
+        <w:t xml:space="preserve">Lien : un mot souligné ou coloré sur lequel on appuie pour aller à une autre page.</w:t>
+      </w:r>
+    </w:p>
+    <w:p>
+      <w:pPr>
+        <w:pStyle w:val="ListParagraph"/>
+        <w:numPr>
+          <w:ilvl w:val="0"/>
+          <w:numId w:val="2"/>
+        </w:numPr>
+        <w:spacing w:after="40"/>
+      </w:pPr>
+      <w:r>
+        <w:rPr>
+          <w:sz w:val="22"/>
+          <w:szCs w:val="22"/>
+        </w:rPr>
+        <w:t xml:space="preserve">Formulaire : une suite de cases à remplir (nom, e-mail, etc.).</w:t>
+      </w:r>
+    </w:p>
+    <w:p>
+      <w:pPr>
+        <w:pStyle w:val="Heading2"/>
+      </w:pPr>
+      <w:r>
+        <w:t xml:space="preserve">Les gestes de base</w:t>
+      </w:r>
+    </w:p>
+    <w:p>
+      <w:pPr>
+        <w:pStyle w:val="ListParagraph"/>
+        <w:numPr>
+          <w:ilvl w:val="0"/>
+          <w:numId w:val="2"/>
+        </w:numPr>
+        <w:spacing w:after="40"/>
+      </w:pPr>
+      <w:r>
+        <w:rPr>
+          <w:sz w:val="22"/>
+          <w:szCs w:val="22"/>
+        </w:rPr>
+        <w:t xml:space="preserve">Toucher ou cliquer : appuyer une fois sur un bouton ou un lien — avec le doigt sur un téléphone, avec la souris sur un ordinateur.</w:t>
+      </w:r>
+    </w:p>
+    <w:p>
+      <w:pPr>
+        <w:pStyle w:val="ListParagraph"/>
+        <w:numPr>
+          <w:ilvl w:val="0"/>
+          <w:numId w:val="2"/>
+        </w:numPr>
+        <w:spacing w:after="40"/>
+      </w:pPr>
+      <w:r>
+        <w:rPr>
+          <w:sz w:val="22"/>
+          <w:szCs w:val="22"/>
+        </w:rPr>
+        <w:t xml:space="preserve">Faire défiler : glisser le doigt vers le haut ou vers le bas pour voir la suite de la page.</w:t>
+      </w:r>
+    </w:p>
+    <w:p>
+      <w:pPr>
+        <w:pStyle w:val="ListParagraph"/>
+        <w:numPr>
+          <w:ilvl w:val="0"/>
+          <w:numId w:val="2"/>
+        </w:numPr>
+        <w:spacing w:after="40"/>
+      </w:pPr>
+      <w:r>
+        <w:rPr>
+          <w:sz w:val="22"/>
+          <w:szCs w:val="22"/>
+        </w:rPr>
+        <w:t xml:space="preserve">Écrire : touchez une case ; un clavier apparaît (sur téléphone) pour taper votre texte.</w:t>
+      </w:r>
+    </w:p>
+    <w:p>
+      <w:pPr>
+        <w:pStyle w:val="ListParagraph"/>
+        <w:numPr>
+          <w:ilvl w:val="0"/>
+          <w:numId w:val="2"/>
+        </w:numPr>
+        <w:spacing w:after="40"/>
+      </w:pPr>
+      <w:r>
+        <w:rPr>
+          <w:sz w:val="22"/>
+          <w:szCs w:val="22"/>
+        </w:rPr>
+        <w:t xml:space="preserve">Revenir en arrière : la flèche « ← », en haut de l'écran, ramène à la page précédente.</w:t>
+      </w:r>
+    </w:p>
+    <w:p>
+      <w:pPr>
+        <w:pStyle w:val="Heading2"/>
+      </w:pPr>
+      <w:r>
+        <w:t xml:space="preserve">Ouvrir EduWeb (la première fois)</w:t>
       </w:r>
     </w:p>
     <w:p>
@@ -266,236 +482,88 @@
           <w:sz w:val="22"/>
           <w:szCs w:val="22"/>
         </w:rPr>
-        <w:t xml:space="preserve">Français, Anglais, Arabe, Espagnol, Coréen, Mandarin (chinois), Russe, Ukrainien, Allemand, Portugais, Italien, Turc, Wolof, Swahili.</w:t>
-      </w:r>
-    </w:p>
-    <w:p>
-      <w:pPr>
-        <w:pStyle w:val="Heading1"/>
-      </w:pPr>
-      <w:r>
-        <w:t xml:space="preserve">3.  Besoin d'aide ?</w:t>
-      </w:r>
-    </w:p>
-    <w:p>
-      <w:pPr>
-        <w:spacing w:after="120"/>
-      </w:pPr>
-      <w:r>
-        <w:rPr>
-          <w:sz w:val="22"/>
-          <w:szCs w:val="22"/>
-        </w:rPr>
-        <w:t xml:space="preserve">Une carte « Besoin d'aide ? » figure sur votre tableau de bord, et un bouton flottant « Aide » (en bas à droite de l'écran) vous permet d'ouvrir ce guide à tout moment.</w:t>
-      </w:r>
-    </w:p>
-    <w:p>
-      <w:pPr>
-        <w:pStyle w:val="Heading1"/>
-      </w:pPr>
-      <w:r>
-        <w:t xml:space="preserve">4.  Installer l'application sur votre appareil</w:t>
-      </w:r>
-    </w:p>
-    <w:p>
-      <w:pPr>
-        <w:spacing w:after="120"/>
-      </w:pPr>
-      <w:r>
-        <w:rPr>
-          <w:sz w:val="22"/>
-          <w:szCs w:val="22"/>
-        </w:rPr>
-        <w:t xml:space="preserve">EduWeb est une application web installable : vous pouvez l'ajouter à l'écran d'accueil de votre téléphone ou au bureau de votre ordinateur, puis l'ouvrir comme une application classique — en plein écran, sans la barre du navigateur, avec l'icône EduWeb. L'installation est gratuite, rapide et ne passe par aucun magasin d'applications.</w:t>
-      </w:r>
-    </w:p>
-    <w:p>
-      <w:pPr>
-        <w:pStyle w:val="Heading2"/>
-      </w:pPr>
-      <w:r>
-        <w:t xml:space="preserve">Android (Chrome)</w:t>
-      </w:r>
-    </w:p>
-    <w:p>
-      <w:pPr>
-        <w:pStyle w:val="ListParagraph"/>
-        <w:numPr>
-          <w:ilvl w:val="0"/>
-          <w:numId w:val="4"/>
-        </w:numPr>
-        <w:spacing w:after="40"/>
-      </w:pPr>
-      <w:r>
-        <w:rPr>
-          <w:sz w:val="22"/>
-          <w:szCs w:val="22"/>
-        </w:rPr>
-        <w:t xml:space="preserve">Ouvrez family.eduweb.ci dans Chrome.</w:t>
-      </w:r>
-    </w:p>
-    <w:p>
-      <w:pPr>
-        <w:pStyle w:val="ListParagraph"/>
-        <w:numPr>
-          <w:ilvl w:val="0"/>
-          <w:numId w:val="4"/>
-        </w:numPr>
-        <w:spacing w:after="40"/>
-      </w:pPr>
-      <w:r>
-        <w:rPr>
-          <w:sz w:val="22"/>
-          <w:szCs w:val="22"/>
-        </w:rPr>
-        <w:t xml:space="preserve">Touchez la bannière « Installer l'application » si elle apparaît ; sinon, ouvrez le menu ⋮ (en haut à droite).</w:t>
-      </w:r>
-    </w:p>
-    <w:p>
-      <w:pPr>
-        <w:pStyle w:val="ListParagraph"/>
-        <w:numPr>
-          <w:ilvl w:val="0"/>
-          <w:numId w:val="4"/>
-        </w:numPr>
-        <w:spacing w:after="40"/>
-      </w:pPr>
-      <w:r>
-        <w:rPr>
-          <w:sz w:val="22"/>
-          <w:szCs w:val="22"/>
-        </w:rPr>
-        <w:t xml:space="preserve">Choisissez « Installer l'application » (ou « Ajouter à l'écran d'accueil »), puis confirmez.</w:t>
-      </w:r>
-    </w:p>
-    <w:p>
-      <w:pPr>
-        <w:pStyle w:val="Heading2"/>
-      </w:pPr>
-      <w:r>
-        <w:t xml:space="preserve">iPhone / iPad (Safari)</w:t>
-      </w:r>
-    </w:p>
-    <w:p>
-      <w:pPr>
-        <w:pStyle w:val="ListParagraph"/>
-        <w:numPr>
-          <w:ilvl w:val="0"/>
-          <w:numId w:val="5"/>
-        </w:numPr>
-        <w:spacing w:after="40"/>
-      </w:pPr>
-      <w:r>
-        <w:rPr>
-          <w:sz w:val="22"/>
-          <w:szCs w:val="22"/>
-        </w:rPr>
-        <w:t xml:space="preserve">Ouvrez family.eduweb.ci dans Safari.</w:t>
-      </w:r>
-    </w:p>
-    <w:p>
-      <w:pPr>
-        <w:pStyle w:val="ListParagraph"/>
-        <w:numPr>
-          <w:ilvl w:val="0"/>
-          <w:numId w:val="5"/>
-        </w:numPr>
-        <w:spacing w:after="40"/>
-      </w:pPr>
-      <w:r>
-        <w:rPr>
-          <w:sz w:val="22"/>
-          <w:szCs w:val="22"/>
-        </w:rPr>
-        <w:t xml:space="preserve">Touchez le bouton Partager (le carré surmonté d'une flèche vers le haut).</w:t>
-      </w:r>
-    </w:p>
-    <w:p>
-      <w:pPr>
-        <w:pStyle w:val="ListParagraph"/>
-        <w:numPr>
-          <w:ilvl w:val="0"/>
-          <w:numId w:val="5"/>
-        </w:numPr>
-        <w:spacing w:after="40"/>
-      </w:pPr>
-      <w:r>
-        <w:rPr>
-          <w:sz w:val="22"/>
-          <w:szCs w:val="22"/>
-        </w:rPr>
-        <w:t xml:space="preserve">Faites défiler, choisissez « Sur l'écran d'accueil », puis « Ajouter ».</w:t>
-      </w:r>
-    </w:p>
-    <w:p>
-      <w:pPr>
-        <w:pStyle w:val="Heading2"/>
-      </w:pPr>
-      <w:r>
-        <w:t xml:space="preserve">Ordinateur (Chrome ou Edge)</w:t>
-      </w:r>
-    </w:p>
-    <w:p>
-      <w:pPr>
-        <w:pStyle w:val="ListParagraph"/>
-        <w:numPr>
-          <w:ilvl w:val="0"/>
-          <w:numId w:val="6"/>
-        </w:numPr>
-        <w:spacing w:after="40"/>
-      </w:pPr>
-      <w:r>
-        <w:rPr>
-          <w:sz w:val="22"/>
-          <w:szCs w:val="22"/>
-        </w:rPr>
-        <w:t xml:space="preserve">Ouvrez family.eduweb.ci.</w:t>
-      </w:r>
-    </w:p>
-    <w:p>
-      <w:pPr>
-        <w:pStyle w:val="ListParagraph"/>
-        <w:numPr>
-          <w:ilvl w:val="0"/>
-          <w:numId w:val="6"/>
-        </w:numPr>
-        <w:spacing w:after="40"/>
-      </w:pPr>
-      <w:r>
-        <w:rPr>
-          <w:sz w:val="22"/>
-          <w:szCs w:val="22"/>
-        </w:rPr>
-        <w:t xml:space="preserve">Cliquez sur l'icône d'installation (un écran avec une flèche, ou ⊕) à droite de la barre d'adresse.</w:t>
-      </w:r>
-    </w:p>
-    <w:p>
-      <w:pPr>
-        <w:pStyle w:val="ListParagraph"/>
-        <w:numPr>
-          <w:ilvl w:val="0"/>
-          <w:numId w:val="6"/>
-        </w:numPr>
-        <w:spacing w:after="40"/>
-      </w:pPr>
-      <w:r>
-        <w:rPr>
-          <w:sz w:val="22"/>
-          <w:szCs w:val="22"/>
-        </w:rPr>
-        <w:t xml:space="preserve">Cliquez sur « Installer ».</w:t>
-      </w:r>
-    </w:p>
-    <w:p>
-      <w:pPr>
-        <w:spacing w:after="120"/>
-      </w:pPr>
-      <w:r>
-        <w:rPr>
-          <w:sz w:val="22"/>
-          <w:szCs w:val="22"/>
-        </w:rPr>
-        <w:t xml:space="preserve">Une fois installée, l'icône EduWeb apparaît sur votre écran d'accueil (ou votre bureau) et l'application se met à jour automatiquement à chaque connexion à Internet.</w:t>
+        <w:t xml:space="preserve">Ouvrez votre navigateur : l'icône « Chrome » (Android) ou « Safari » (iPhone).</w:t>
+      </w:r>
+    </w:p>
+    <w:p>
+      <w:pPr>
+        <w:pStyle w:val="ListParagraph"/>
+        <w:numPr>
+          <w:ilvl w:val="0"/>
+          <w:numId w:val="3"/>
+        </w:numPr>
+        <w:spacing w:after="40"/>
+      </w:pPr>
+      <w:r>
+        <w:rPr>
+          <w:sz w:val="22"/>
+          <w:szCs w:val="22"/>
+        </w:rPr>
+        <w:t xml:space="preserve">Tout en haut de l'écran, écrivez l'adresse : family.eduweb.ci</w:t>
+      </w:r>
+    </w:p>
+    <w:p>
+      <w:pPr>
+        <w:pStyle w:val="ListParagraph"/>
+        <w:numPr>
+          <w:ilvl w:val="0"/>
+          <w:numId w:val="3"/>
+        </w:numPr>
+        <w:spacing w:after="40"/>
+      </w:pPr>
+      <w:r>
+        <w:rPr>
+          <w:sz w:val="22"/>
+          <w:szCs w:val="22"/>
+        </w:rPr>
+        <w:t xml:space="preserve">Validez avec la touche « Entrée » ou « Aller » du clavier.</w:t>
+      </w:r>
+    </w:p>
+    <w:p>
+      <w:pPr>
+        <w:pStyle w:val="ListParagraph"/>
+        <w:numPr>
+          <w:ilvl w:val="0"/>
+          <w:numId w:val="3"/>
+        </w:numPr>
+        <w:spacing w:after="40"/>
+      </w:pPr>
+      <w:r>
+        <w:rPr>
+          <w:sz w:val="22"/>
+          <w:szCs w:val="22"/>
+        </w:rPr>
+        <w:t xml:space="preserve">La page d'accueil d'EduWeb s'affiche : vous êtes au bon endroit.</w:t>
+      </w:r>
+    </w:p>
+    <w:p>
+      <w:pPr>
+        <w:pBdr>
+          <w:top w:val="single" w:color="FDF3E6" w:sz="2" w:space="6"/>
+          <w:bottom w:val="single" w:color="FDF3E6" w:sz="2" w:space="6"/>
+          <w:left w:val="single" w:color="C9871C" w:sz="18" w:space="10"/>
+          <w:right w:val="single" w:color="FDF3E6" w:sz="2" w:space="6"/>
+        </w:pBdr>
+        <w:shd w:fill="FDF3E6" w:color="auto" w:val="clear"/>
+        <w:spacing w:after="140" w:before="80"/>
+      </w:pPr>
+      <w:r>
+        <w:rPr>
+          <w:b/>
+          <w:bCs/>
+          <w:color w:val="C9871C"/>
+          <w:sz w:val="21"/>
+          <w:szCs w:val="21"/>
+        </w:rPr>
+        <w:t xml:space="preserve">Attention — </w:t>
+      </w:r>
+      <w:r>
+        <w:rPr>
+          <w:color w:val="5A3D12"/>
+          <w:sz w:val="21"/>
+          <w:szCs w:val="21"/>
+        </w:rPr>
+        <w:t xml:space="preserve">Vérifiez bien l'adresse — family.eduweb.ci — sans espace. N'ouvrez jamais un lien reçu d'un inconnu qui imiterait le site, et ne donnez votre mot de passe à personne.</w:t>
       </w:r>
     </w:p>
     <w:p>
@@ -525,7 +593,7 @@
           <w:sz w:val="21"/>
           <w:szCs w:val="21"/>
         </w:rPr>
-        <w:t xml:space="preserve">En cas de coupure d'Internet, l'application affiche une page d'attente claire et se recharge automatiquement dès le retour de la connexion. La consultation des pages nécessite une connexion active.</w:t>
+        <w:t xml:space="preserve">Vous êtes perdu à un moment ? Deux réflexes simples : appuyez sur la flèche « ← » pour revenir en arrière, ou utilisez le bouton « Aide » (en bas à droite de l'écran), qui rouvre ce guide.</w:t>
       </w:r>
     </w:p>
     <w:p>
@@ -533,7 +601,49 @@
         <w:pStyle w:val="Heading1"/>
       </w:pPr>
       <w:r>
-        <w:t xml:space="preserve">5.  Votre tableau de bord</w:t>
+        <w:t xml:space="preserve">2.  Créer votre compte</w:t>
+      </w:r>
+    </w:p>
+    <w:p>
+      <w:pPr>
+        <w:pStyle w:val="ListParagraph"/>
+        <w:numPr>
+          <w:ilvl w:val="0"/>
+          <w:numId w:val="4"/>
+        </w:numPr>
+        <w:spacing w:after="40"/>
+      </w:pPr>
+      <w:r>
+        <w:rPr>
+          <w:sz w:val="22"/>
+          <w:szCs w:val="22"/>
+        </w:rPr>
+        <w:t xml:space="preserve">Cliquez sur « Créer un compte » et choisissez le rôle « Commercial ».</w:t>
+      </w:r>
+    </w:p>
+    <w:p>
+      <w:pPr>
+        <w:pStyle w:val="ListParagraph"/>
+        <w:numPr>
+          <w:ilvl w:val="0"/>
+          <w:numId w:val="4"/>
+        </w:numPr>
+        <w:spacing w:after="40"/>
+      </w:pPr>
+      <w:r>
+        <w:rPr>
+          <w:sz w:val="22"/>
+          <w:szCs w:val="22"/>
+        </w:rPr>
+        <w:t xml:space="preserve">Activez votre compte via l'email reçu, puis connectez-vous.</w:t>
+      </w:r>
+    </w:p>
+    <w:p>
+      <w:pPr>
+        <w:pStyle w:val="Heading1"/>
+      </w:pPr>
+      <w:r>
+        <w:t xml:space="preserve">3.  Langue de lecture</w:t>
       </w:r>
     </w:p>
     <w:p>
@@ -545,58 +655,24 @@
           <w:sz w:val="22"/>
           <w:szCs w:val="22"/>
         </w:rPr>
-        <w:t xml:space="preserve">Votre espace présente trois rubriques :</w:t>
-      </w:r>
-    </w:p>
-    <w:p>
-      <w:pPr>
-        <w:pStyle w:val="ListParagraph"/>
-        <w:numPr>
-          <w:ilvl w:val="0"/>
-          <w:numId w:val="3"/>
-        </w:numPr>
-        <w:spacing w:after="40"/>
-      </w:pPr>
-      <w:r>
-        <w:rPr>
-          <w:sz w:val="22"/>
-          <w:szCs w:val="22"/>
-        </w:rPr>
-        <w:t xml:space="preserve">Filleuls inscrits : les parents et coachs que vous avez motivés à s'inscrire.</w:t>
-      </w:r>
-    </w:p>
-    <w:p>
-      <w:pPr>
-        <w:pStyle w:val="ListParagraph"/>
-        <w:numPr>
-          <w:ilvl w:val="0"/>
-          <w:numId w:val="3"/>
-        </w:numPr>
-        <w:spacing w:after="40"/>
-      </w:pPr>
-      <w:r>
-        <w:rPr>
-          <w:sz w:val="22"/>
-          <w:szCs w:val="22"/>
-        </w:rPr>
-        <w:t xml:space="preserve">Missions abouties : les actions qualifiantes réalisées par vos filleuls.</w:t>
-      </w:r>
-    </w:p>
-    <w:p>
-      <w:pPr>
-        <w:pStyle w:val="ListParagraph"/>
-        <w:numPr>
-          <w:ilvl w:val="0"/>
-          <w:numId w:val="3"/>
-        </w:numPr>
-        <w:spacing w:after="40"/>
-      </w:pPr>
-      <w:r>
-        <w:rPr>
-          <w:sz w:val="22"/>
-          <w:szCs w:val="22"/>
-        </w:rPr>
-        <w:t xml:space="preserve">Gains : votre commission par mission et votre total (avec l'équivalent en euros).</w:t>
+        <w:t xml:space="preserve">L'application est disponible en 14 langues. Sur votre tableau de bord, la carte « Langue de lecture » permet de choisir la langue d'affichage ; votre choix est mémorisé pour vos prochaines visites.</w:t>
+      </w:r>
+    </w:p>
+    <w:p>
+      <w:pPr>
+        <w:pStyle w:val="ListParagraph"/>
+        <w:numPr>
+          <w:ilvl w:val="0"/>
+          <w:numId w:val="2"/>
+        </w:numPr>
+        <w:spacing w:after="40"/>
+      </w:pPr>
+      <w:r>
+        <w:rPr>
+          <w:sz w:val="22"/>
+          <w:szCs w:val="22"/>
+        </w:rPr>
+        <w:t xml:space="preserve">Français, Anglais, Arabe, Espagnol, Coréen, Mandarin (chinois), Russe, Ukrainien, Allemand, Portugais, Italien, Turc, Wolof, Swahili.</w:t>
       </w:r>
     </w:p>
     <w:p>
@@ -604,41 +680,19 @@
         <w:pStyle w:val="Heading1"/>
       </w:pPr>
       <w:r>
-        <w:t xml:space="preserve">6.  Votre lien d'invitation</w:t>
-      </w:r>
-    </w:p>
-    <w:p>
-      <w:pPr>
-        <w:pStyle w:val="ListParagraph"/>
-        <w:numPr>
-          <w:ilvl w:val="0"/>
-          <w:numId w:val="3"/>
-        </w:numPr>
-        <w:spacing w:after="40"/>
-      </w:pPr>
-      <w:r>
-        <w:rPr>
-          <w:sz w:val="22"/>
-          <w:szCs w:val="22"/>
-        </w:rPr>
-        <w:t xml:space="preserve">Vous disposez d'un lien d'invitation unique : toute personne inscrite via ce lien devient votre filleul.</w:t>
-      </w:r>
-    </w:p>
-    <w:p>
-      <w:pPr>
-        <w:pStyle w:val="ListParagraph"/>
-        <w:numPr>
-          <w:ilvl w:val="0"/>
-          <w:numId w:val="3"/>
-        </w:numPr>
-        <w:spacing w:after="40"/>
-      </w:pPr>
-      <w:r>
-        <w:rPr>
-          <w:sz w:val="22"/>
-          <w:szCs w:val="22"/>
-        </w:rPr>
-        <w:t xml:space="preserve">Partagez-le en un clic par WhatsApp ou email, ou copiez-le.</w:t>
+        <w:t xml:space="preserve">4.  Besoin d'aide ?</w:t>
+      </w:r>
+    </w:p>
+    <w:p>
+      <w:pPr>
+        <w:spacing w:after="120"/>
+      </w:pPr>
+      <w:r>
+        <w:rPr>
+          <w:sz w:val="22"/>
+          <w:szCs w:val="22"/>
+        </w:rPr>
+        <w:t xml:space="preserve">Une carte « Besoin d'aide ? » figure sur votre tableau de bord, et un bouton flottant « Aide » (en bas à droite de l'écran) vous permet d'ouvrir ce guide à tout moment.</w:t>
       </w:r>
     </w:p>
     <w:p>
@@ -646,7 +700,7 @@
         <w:pStyle w:val="Heading1"/>
       </w:pPr>
       <w:r>
-        <w:t xml:space="preserve">7.  Comment vous êtes rémunéré</w:t>
+        <w:t xml:space="preserve">5.  Installer l'application sur votre appareil</w:t>
       </w:r>
     </w:p>
     <w:p>
@@ -658,41 +712,226 @@
           <w:sz w:val="22"/>
           <w:szCs w:val="22"/>
         </w:rPr>
-        <w:t xml:space="preserve">Vous touchez 10 % de la part d'EduWeb (soit 2 % du montant de la mission) lorsque :</w:t>
-      </w:r>
-    </w:p>
-    <w:p>
-      <w:pPr>
-        <w:pStyle w:val="ListParagraph"/>
-        <w:numPr>
-          <w:ilvl w:val="0"/>
-          <w:numId w:val="3"/>
-        </w:numPr>
-        <w:spacing w:after="40"/>
-      </w:pPr>
-      <w:r>
-        <w:rPr>
-          <w:sz w:val="22"/>
-          <w:szCs w:val="22"/>
-        </w:rPr>
-        <w:t xml:space="preserve">un filleul parent paie un coach, ou</w:t>
-      </w:r>
-    </w:p>
-    <w:p>
-      <w:pPr>
-        <w:pStyle w:val="ListParagraph"/>
-        <w:numPr>
-          <w:ilvl w:val="0"/>
-          <w:numId w:val="3"/>
-        </w:numPr>
-        <w:spacing w:after="40"/>
-      </w:pPr>
-      <w:r>
-        <w:rPr>
-          <w:sz w:val="22"/>
-          <w:szCs w:val="22"/>
-        </w:rPr>
-        <w:t xml:space="preserve">un filleul coach accepte une mission.</w:t>
+        <w:t xml:space="preserve">EduWeb est une application web installable : vous pouvez l'ajouter à l'écran d'accueil de votre téléphone ou au bureau de votre ordinateur, puis l'ouvrir comme une application classique — en plein écran, sans la barre du navigateur, avec l'icône EduWeb. L'installation est gratuite, rapide et ne passe par aucun magasin d'applications.</w:t>
+      </w:r>
+    </w:p>
+    <w:p>
+      <w:pPr>
+        <w:pBdr>
+          <w:top w:val="single" w:color="EAF3FB" w:sz="2" w:space="6"/>
+          <w:bottom w:val="single" w:color="EAF3FB" w:sz="2" w:space="6"/>
+          <w:left w:val="single" w:color="2A77C6" w:sz="18" w:space="10"/>
+          <w:right w:val="single" w:color="EAF3FB" w:sz="2" w:space="6"/>
+        </w:pBdr>
+        <w:shd w:fill="EAF3FB" w:color="auto" w:val="clear"/>
+        <w:spacing w:after="140" w:before="80"/>
+      </w:pPr>
+      <w:r>
+        <w:rPr>
+          <w:b/>
+          <w:bCs/>
+          <w:color w:val="2A77C6"/>
+          <w:sz w:val="21"/>
+          <w:szCs w:val="21"/>
+        </w:rPr>
+        <w:t xml:space="preserve">Astuce — </w:t>
+      </w:r>
+      <w:r>
+        <w:rPr>
+          <w:color w:val="1B3A57"/>
+          <w:sz w:val="21"/>
+          <w:szCs w:val="21"/>
+        </w:rPr>
+        <w:t xml:space="preserve">Cette étape n'est pas obligatoire : vous pouvez très bien utiliser EduWeb dans votre navigateur. L'installer sert seulement à l'ouvrir plus vite la prochaine fois, en appuyant sur une icône, comme une application ordinaire.</w:t>
+      </w:r>
+    </w:p>
+    <w:p>
+      <w:pPr>
+        <w:pStyle w:val="Heading2"/>
+      </w:pPr>
+      <w:r>
+        <w:t xml:space="preserve">Android (Chrome)</w:t>
+      </w:r>
+    </w:p>
+    <w:p>
+      <w:pPr>
+        <w:pStyle w:val="ListParagraph"/>
+        <w:numPr>
+          <w:ilvl w:val="0"/>
+          <w:numId w:val="5"/>
+        </w:numPr>
+        <w:spacing w:after="40"/>
+      </w:pPr>
+      <w:r>
+        <w:rPr>
+          <w:sz w:val="22"/>
+          <w:szCs w:val="22"/>
+        </w:rPr>
+        <w:t xml:space="preserve">Ouvrez family.eduweb.ci dans Chrome.</w:t>
+      </w:r>
+    </w:p>
+    <w:p>
+      <w:pPr>
+        <w:pStyle w:val="ListParagraph"/>
+        <w:numPr>
+          <w:ilvl w:val="0"/>
+          <w:numId w:val="5"/>
+        </w:numPr>
+        <w:spacing w:after="40"/>
+      </w:pPr>
+      <w:r>
+        <w:rPr>
+          <w:sz w:val="22"/>
+          <w:szCs w:val="22"/>
+        </w:rPr>
+        <w:t xml:space="preserve">Touchez la bannière « Installer l'application » si elle apparaît ; sinon, ouvrez le menu ⋮ (en haut à droite).</w:t>
+      </w:r>
+    </w:p>
+    <w:p>
+      <w:pPr>
+        <w:pStyle w:val="ListParagraph"/>
+        <w:numPr>
+          <w:ilvl w:val="0"/>
+          <w:numId w:val="5"/>
+        </w:numPr>
+        <w:spacing w:after="40"/>
+      </w:pPr>
+      <w:r>
+        <w:rPr>
+          <w:sz w:val="22"/>
+          <w:szCs w:val="22"/>
+        </w:rPr>
+        <w:t xml:space="preserve">Choisissez « Installer l'application » (ou « Ajouter à l'écran d'accueil »), puis confirmez.</w:t>
+      </w:r>
+    </w:p>
+    <w:p>
+      <w:pPr>
+        <w:pStyle w:val="Heading2"/>
+      </w:pPr>
+      <w:r>
+        <w:t xml:space="preserve">iPhone / iPad (Safari)</w:t>
+      </w:r>
+    </w:p>
+    <w:p>
+      <w:pPr>
+        <w:pStyle w:val="ListParagraph"/>
+        <w:numPr>
+          <w:ilvl w:val="0"/>
+          <w:numId w:val="6"/>
+        </w:numPr>
+        <w:spacing w:after="40"/>
+      </w:pPr>
+      <w:r>
+        <w:rPr>
+          <w:sz w:val="22"/>
+          <w:szCs w:val="22"/>
+        </w:rPr>
+        <w:t xml:space="preserve">Ouvrez family.eduweb.ci dans Safari.</w:t>
+      </w:r>
+    </w:p>
+    <w:p>
+      <w:pPr>
+        <w:pStyle w:val="ListParagraph"/>
+        <w:numPr>
+          <w:ilvl w:val="0"/>
+          <w:numId w:val="6"/>
+        </w:numPr>
+        <w:spacing w:after="40"/>
+      </w:pPr>
+      <w:r>
+        <w:rPr>
+          <w:sz w:val="22"/>
+          <w:szCs w:val="22"/>
+        </w:rPr>
+        <w:t xml:space="preserve">Touchez le bouton Partager (le carré surmonté d'une flèche vers le haut).</w:t>
+      </w:r>
+    </w:p>
+    <w:p>
+      <w:pPr>
+        <w:pStyle w:val="ListParagraph"/>
+        <w:numPr>
+          <w:ilvl w:val="0"/>
+          <w:numId w:val="6"/>
+        </w:numPr>
+        <w:spacing w:after="40"/>
+      </w:pPr>
+      <w:r>
+        <w:rPr>
+          <w:sz w:val="22"/>
+          <w:szCs w:val="22"/>
+        </w:rPr>
+        <w:t xml:space="preserve">Faites défiler, choisissez « Sur l'écran d'accueil », puis « Ajouter ».</w:t>
+      </w:r>
+    </w:p>
+    <w:p>
+      <w:pPr>
+        <w:pStyle w:val="Heading2"/>
+      </w:pPr>
+      <w:r>
+        <w:t xml:space="preserve">Ordinateur (Chrome ou Edge)</w:t>
+      </w:r>
+    </w:p>
+    <w:p>
+      <w:pPr>
+        <w:pStyle w:val="ListParagraph"/>
+        <w:numPr>
+          <w:ilvl w:val="0"/>
+          <w:numId w:val="7"/>
+        </w:numPr>
+        <w:spacing w:after="40"/>
+      </w:pPr>
+      <w:r>
+        <w:rPr>
+          <w:sz w:val="22"/>
+          <w:szCs w:val="22"/>
+        </w:rPr>
+        <w:t xml:space="preserve">Ouvrez family.eduweb.ci.</w:t>
+      </w:r>
+    </w:p>
+    <w:p>
+      <w:pPr>
+        <w:pStyle w:val="ListParagraph"/>
+        <w:numPr>
+          <w:ilvl w:val="0"/>
+          <w:numId w:val="7"/>
+        </w:numPr>
+        <w:spacing w:after="40"/>
+      </w:pPr>
+      <w:r>
+        <w:rPr>
+          <w:sz w:val="22"/>
+          <w:szCs w:val="22"/>
+        </w:rPr>
+        <w:t xml:space="preserve">Cliquez sur l'icône d'installation (un écran avec une flèche, ou ⊕) à droite de la barre d'adresse.</w:t>
+      </w:r>
+    </w:p>
+    <w:p>
+      <w:pPr>
+        <w:pStyle w:val="ListParagraph"/>
+        <w:numPr>
+          <w:ilvl w:val="0"/>
+          <w:numId w:val="7"/>
+        </w:numPr>
+        <w:spacing w:after="40"/>
+      </w:pPr>
+      <w:r>
+        <w:rPr>
+          <w:sz w:val="22"/>
+          <w:szCs w:val="22"/>
+        </w:rPr>
+        <w:t xml:space="preserve">Cliquez sur « Installer ».</w:t>
+      </w:r>
+    </w:p>
+    <w:p>
+      <w:pPr>
+        <w:spacing w:after="120"/>
+      </w:pPr>
+      <w:r>
+        <w:rPr>
+          <w:sz w:val="22"/>
+          <w:szCs w:val="22"/>
+        </w:rPr>
+        <w:t xml:space="preserve">Une fois installée, l'icône EduWeb apparaît sur votre écran d'accueil (ou votre bureau) et l'application se met à jour automatiquement à chaque connexion à Internet.</w:t>
       </w:r>
     </w:p>
     <w:p>
@@ -722,6 +961,203 @@
           <w:sz w:val="21"/>
           <w:szCs w:val="21"/>
         </w:rPr>
+        <w:t xml:space="preserve">En cas de coupure d'Internet, l'application affiche une page d'attente claire et se recharge automatiquement dès le retour de la connexion. La consultation des pages nécessite une connexion active.</w:t>
+      </w:r>
+    </w:p>
+    <w:p>
+      <w:pPr>
+        <w:pStyle w:val="Heading1"/>
+      </w:pPr>
+      <w:r>
+        <w:t xml:space="preserve">6.  Votre tableau de bord</w:t>
+      </w:r>
+    </w:p>
+    <w:p>
+      <w:pPr>
+        <w:spacing w:after="120"/>
+      </w:pPr>
+      <w:r>
+        <w:rPr>
+          <w:sz w:val="22"/>
+          <w:szCs w:val="22"/>
+        </w:rPr>
+        <w:t xml:space="preserve">Votre espace présente trois rubriques :</w:t>
+      </w:r>
+    </w:p>
+    <w:p>
+      <w:pPr>
+        <w:pStyle w:val="ListParagraph"/>
+        <w:numPr>
+          <w:ilvl w:val="0"/>
+          <w:numId w:val="2"/>
+        </w:numPr>
+        <w:spacing w:after="40"/>
+      </w:pPr>
+      <w:r>
+        <w:rPr>
+          <w:sz w:val="22"/>
+          <w:szCs w:val="22"/>
+        </w:rPr>
+        <w:t xml:space="preserve">Filleuls inscrits : les parents et coachs que vous avez motivés à s'inscrire.</w:t>
+      </w:r>
+    </w:p>
+    <w:p>
+      <w:pPr>
+        <w:pStyle w:val="ListParagraph"/>
+        <w:numPr>
+          <w:ilvl w:val="0"/>
+          <w:numId w:val="2"/>
+        </w:numPr>
+        <w:spacing w:after="40"/>
+      </w:pPr>
+      <w:r>
+        <w:rPr>
+          <w:sz w:val="22"/>
+          <w:szCs w:val="22"/>
+        </w:rPr>
+        <w:t xml:space="preserve">Missions abouties : les actions qualifiantes réalisées par vos filleuls.</w:t>
+      </w:r>
+    </w:p>
+    <w:p>
+      <w:pPr>
+        <w:pStyle w:val="ListParagraph"/>
+        <w:numPr>
+          <w:ilvl w:val="0"/>
+          <w:numId w:val="2"/>
+        </w:numPr>
+        <w:spacing w:after="40"/>
+      </w:pPr>
+      <w:r>
+        <w:rPr>
+          <w:sz w:val="22"/>
+          <w:szCs w:val="22"/>
+        </w:rPr>
+        <w:t xml:space="preserve">Gains : votre commission par mission et votre total (avec l'équivalent en euros).</w:t>
+      </w:r>
+    </w:p>
+    <w:p>
+      <w:pPr>
+        <w:pStyle w:val="Heading1"/>
+      </w:pPr>
+      <w:r>
+        <w:t xml:space="preserve">7.  Votre lien d'invitation</w:t>
+      </w:r>
+    </w:p>
+    <w:p>
+      <w:pPr>
+        <w:pStyle w:val="ListParagraph"/>
+        <w:numPr>
+          <w:ilvl w:val="0"/>
+          <w:numId w:val="2"/>
+        </w:numPr>
+        <w:spacing w:after="40"/>
+      </w:pPr>
+      <w:r>
+        <w:rPr>
+          <w:sz w:val="22"/>
+          <w:szCs w:val="22"/>
+        </w:rPr>
+        <w:t xml:space="preserve">Vous disposez d'un lien d'invitation unique : toute personne inscrite via ce lien devient votre filleul.</w:t>
+      </w:r>
+    </w:p>
+    <w:p>
+      <w:pPr>
+        <w:pStyle w:val="ListParagraph"/>
+        <w:numPr>
+          <w:ilvl w:val="0"/>
+          <w:numId w:val="2"/>
+        </w:numPr>
+        <w:spacing w:after="40"/>
+      </w:pPr>
+      <w:r>
+        <w:rPr>
+          <w:sz w:val="22"/>
+          <w:szCs w:val="22"/>
+        </w:rPr>
+        <w:t xml:space="preserve">Partagez-le en un clic par WhatsApp ou email, ou copiez-le.</w:t>
+      </w:r>
+    </w:p>
+    <w:p>
+      <w:pPr>
+        <w:pStyle w:val="Heading1"/>
+      </w:pPr>
+      <w:r>
+        <w:t xml:space="preserve">8.  Comment vous êtes rémunéré</w:t>
+      </w:r>
+    </w:p>
+    <w:p>
+      <w:pPr>
+        <w:spacing w:after="120"/>
+      </w:pPr>
+      <w:r>
+        <w:rPr>
+          <w:sz w:val="22"/>
+          <w:szCs w:val="22"/>
+        </w:rPr>
+        <w:t xml:space="preserve">Vous touchez 10 % de la part d'EduWeb (soit 2 % du montant de la mission) lorsque :</w:t>
+      </w:r>
+    </w:p>
+    <w:p>
+      <w:pPr>
+        <w:pStyle w:val="ListParagraph"/>
+        <w:numPr>
+          <w:ilvl w:val="0"/>
+          <w:numId w:val="2"/>
+        </w:numPr>
+        <w:spacing w:after="40"/>
+      </w:pPr>
+      <w:r>
+        <w:rPr>
+          <w:sz w:val="22"/>
+          <w:szCs w:val="22"/>
+        </w:rPr>
+        <w:t xml:space="preserve">un filleul parent paie un coach, ou</w:t>
+      </w:r>
+    </w:p>
+    <w:p>
+      <w:pPr>
+        <w:pStyle w:val="ListParagraph"/>
+        <w:numPr>
+          <w:ilvl w:val="0"/>
+          <w:numId w:val="2"/>
+        </w:numPr>
+        <w:spacing w:after="40"/>
+      </w:pPr>
+      <w:r>
+        <w:rPr>
+          <w:sz w:val="22"/>
+          <w:szCs w:val="22"/>
+        </w:rPr>
+        <w:t xml:space="preserve">un filleul coach accepte une mission.</w:t>
+      </w:r>
+    </w:p>
+    <w:p>
+      <w:pPr>
+        <w:pBdr>
+          <w:top w:val="single" w:color="E8F5EC" w:sz="2" w:space="6"/>
+          <w:bottom w:val="single" w:color="E8F5EC" w:sz="2" w:space="6"/>
+          <w:left w:val="single" w:color="1E9E57" w:sz="18" w:space="10"/>
+          <w:right w:val="single" w:color="E8F5EC" w:sz="2" w:space="6"/>
+        </w:pBdr>
+        <w:shd w:fill="E8F5EC" w:color="auto" w:val="clear"/>
+        <w:spacing w:after="140" w:before="80"/>
+      </w:pPr>
+      <w:r>
+        <w:rPr>
+          <w:b/>
+          <w:bCs/>
+          <w:color w:val="1E9E57"/>
+          <w:sz w:val="21"/>
+          <w:szCs w:val="21"/>
+        </w:rPr>
+        <w:t xml:space="preserve">À noter — </w:t>
+      </w:r>
+      <w:r>
+        <w:rPr>
+          <w:color w:val="1A3A28"/>
+          <w:sz w:val="21"/>
+          <w:szCs w:val="21"/>
+        </w:rPr>
         <w:t xml:space="preserve">Une commission est comptée une seule fois par mission et par type d'événement (protection anti-doublon).</w:t>
       </w:r>
     </w:p>
@@ -730,7 +1166,7 @@
         <w:pStyle w:val="Heading1"/>
       </w:pPr>
       <w:r>
-        <w:t xml:space="preserve">8.  Messagerie &amp; assistance</w:t>
+        <w:t xml:space="preserve">9.  Messagerie &amp; assistance</w:t>
       </w:r>
     </w:p>
     <w:p>
@@ -750,15 +1186,15 @@
         <w:pStyle w:val="Heading1"/>
       </w:pPr>
       <w:r>
-        <w:t xml:space="preserve">9.  Bonnes pratiques</w:t>
-      </w:r>
-    </w:p>
-    <w:p>
-      <w:pPr>
-        <w:pStyle w:val="ListParagraph"/>
-        <w:numPr>
-          <w:ilvl w:val="0"/>
-          <w:numId w:val="3"/>
+        <w:t xml:space="preserve">10.  Bonnes pratiques</w:t>
+      </w:r>
+    </w:p>
+    <w:p>
+      <w:pPr>
+        <w:pStyle w:val="ListParagraph"/>
+        <w:numPr>
+          <w:ilvl w:val="0"/>
+          <w:numId w:val="2"/>
         </w:numPr>
         <w:spacing w:after="40"/>
       </w:pPr>
@@ -775,7 +1211,7 @@
         <w:pStyle w:val="ListParagraph"/>
         <w:numPr>
           <w:ilvl w:val="0"/>
-          <w:numId w:val="3"/>
+          <w:numId w:val="2"/>
         </w:numPr>
         <w:spacing w:after="40"/>
       </w:pPr>
@@ -792,7 +1228,7 @@
         <w:pStyle w:val="ListParagraph"/>
         <w:numPr>
           <w:ilvl w:val="0"/>
-          <w:numId w:val="3"/>
+          <w:numId w:val="2"/>
         </w:numPr>
         <w:spacing w:after="40"/>
       </w:pPr>
@@ -1100,6 +1536,18 @@
       </w:pPr>
     </w:lvl>
   </w:abstractNum>
+  <w:abstractNum w:abstractNumId="7" w15:restartNumberingAfterBreak="0">
+    <w:multiLevelType w:val="hybridMultilevel"/>
+    <w:lvl w:ilvl="0" w15:tentative="1">
+      <w:start w:val="1"/>
+      <w:numFmt w:val="decimal"/>
+      <w:lvlText w:val="%1."/>
+      <w:lvlJc w:val="left"/>
+      <w:pPr>
+        <w:ind w:left="540" w:hanging="300"/>
+      </w:pPr>
+    </w:lvl>
+  </w:abstractNum>
   <w:num w:numId="1">
     <w:abstractNumId w:val="1"/>
     <w:lvlOverride w:ilvl="0">
@@ -1107,13 +1555,13 @@
     </w:lvlOverride>
   </w:num>
   <w:num w:numId="2">
-    <w:abstractNumId w:val="3"/>
+    <w:abstractNumId w:val="2"/>
     <w:lvlOverride w:ilvl="0">
       <w:startOverride w:val="1"/>
     </w:lvlOverride>
   </w:num>
   <w:num w:numId="3">
-    <w:abstractNumId w:val="2"/>
+    <w:abstractNumId w:val="3"/>
     <w:lvlOverride w:ilvl="0">
       <w:startOverride w:val="1"/>
     </w:lvlOverride>
@@ -1132,6 +1580,12 @@
   </w:num>
   <w:num w:numId="6">
     <w:abstractNumId w:val="6"/>
+    <w:lvlOverride w:ilvl="0">
+      <w:startOverride w:val="1"/>
+    </w:lvlOverride>
+  </w:num>
+  <w:num w:numId="7">
+    <w:abstractNumId w:val="7"/>
     <w:lvlOverride w:ilvl="0">
       <w:startOverride w:val="1"/>
     </w:lvlOverride>

--- a/guides/Guide-Commercial-EduWeb.docx
+++ b/guides/Guide-Commercial-EduWeb.docx
@@ -606,6 +606,18 @@
     </w:p>
     <w:p>
       <w:pPr>
+        <w:spacing w:after="120"/>
+      </w:pPr>
+      <w:r>
+        <w:rPr>
+          <w:sz w:val="22"/>
+          <w:szCs w:val="22"/>
+        </w:rPr>
+        <w:t xml:space="preserve">La création est gratuite et prend deux minutes.</w:t>
+      </w:r>
+    </w:p>
+    <w:p>
+      <w:pPr>
         <w:pStyle w:val="ListParagraph"/>
         <w:numPr>
           <w:ilvl w:val="0"/>
@@ -618,7 +630,7 @@
           <w:sz w:val="22"/>
           <w:szCs w:val="22"/>
         </w:rPr>
-        <w:t xml:space="preserve">Cliquez sur « Créer un compte » et choisissez le rôle « Commercial ».</w:t>
+        <w:t xml:space="preserve">Sur la page d'accueil, appuyez sur « Créer un compte », puis choisissez le rôle « Commercial ».</w:t>
       </w:r>
     </w:p>
     <w:p>
@@ -635,84 +647,41 @@
           <w:sz w:val="22"/>
           <w:szCs w:val="22"/>
         </w:rPr>
-        <w:t xml:space="preserve">Activez votre compte via l'email reçu, puis connectez-vous.</w:t>
-      </w:r>
-    </w:p>
-    <w:p>
-      <w:pPr>
-        <w:pStyle w:val="Heading1"/>
-      </w:pPr>
-      <w:r>
-        <w:t xml:space="preserve">3.  Langue de lecture</w:t>
-      </w:r>
-    </w:p>
-    <w:p>
-      <w:pPr>
-        <w:spacing w:after="120"/>
-      </w:pPr>
-      <w:r>
-        <w:rPr>
-          <w:sz w:val="22"/>
-          <w:szCs w:val="22"/>
-        </w:rPr>
-        <w:t xml:space="preserve">L'application est disponible en 14 langues. Sur votre tableau de bord, la carte « Langue de lecture » permet de choisir la langue d'affichage ; votre choix est mémorisé pour vos prochaines visites.</w:t>
-      </w:r>
-    </w:p>
-    <w:p>
-      <w:pPr>
-        <w:pStyle w:val="ListParagraph"/>
-        <w:numPr>
-          <w:ilvl w:val="0"/>
-          <w:numId w:val="2"/>
-        </w:numPr>
-        <w:spacing w:after="40"/>
-      </w:pPr>
-      <w:r>
-        <w:rPr>
-          <w:sz w:val="22"/>
-          <w:szCs w:val="22"/>
-        </w:rPr>
-        <w:t xml:space="preserve">Français, Anglais, Arabe, Espagnol, Coréen, Mandarin (chinois), Russe, Ukrainien, Allemand, Portugais, Italien, Turc, Wolof, Swahili.</w:t>
-      </w:r>
-    </w:p>
-    <w:p>
-      <w:pPr>
-        <w:pStyle w:val="Heading1"/>
-      </w:pPr>
-      <w:r>
-        <w:t xml:space="preserve">4.  Besoin d'aide ?</w:t>
-      </w:r>
-    </w:p>
-    <w:p>
-      <w:pPr>
-        <w:spacing w:after="120"/>
-      </w:pPr>
-      <w:r>
-        <w:rPr>
-          <w:sz w:val="22"/>
-          <w:szCs w:val="22"/>
-        </w:rPr>
-        <w:t xml:space="preserve">Une carte « Besoin d'aide ? » figure sur votre tableau de bord, et un bouton flottant « Aide » (en bas à droite de l'écran) vous permet d'ouvrir ce guide à tout moment.</w:t>
-      </w:r>
-    </w:p>
-    <w:p>
-      <w:pPr>
-        <w:pStyle w:val="Heading1"/>
-      </w:pPr>
-      <w:r>
-        <w:t xml:space="preserve">5.  Installer l'application sur votre appareil</w:t>
-      </w:r>
-    </w:p>
-    <w:p>
-      <w:pPr>
-        <w:spacing w:after="120"/>
-      </w:pPr>
-      <w:r>
-        <w:rPr>
-          <w:sz w:val="22"/>
-          <w:szCs w:val="22"/>
-        </w:rPr>
-        <w:t xml:space="preserve">EduWeb est une application web installable : vous pouvez l'ajouter à l'écran d'accueil de votre téléphone ou au bureau de votre ordinateur, puis l'ouvrir comme une application classique — en plein écran, sans la barre du navigateur, avec l'icône EduWeb. L'installation est gratuite, rapide et ne passe par aucun magasin d'applications.</w:t>
+        <w:t xml:space="preserve">Remplissez le formulaire (NOM, prénom(s), e-mail valide, mot de passe d'au moins 6 caractères, pays) et validez.</w:t>
+      </w:r>
+    </w:p>
+    <w:p>
+      <w:pPr>
+        <w:pStyle w:val="ListParagraph"/>
+        <w:numPr>
+          <w:ilvl w:val="0"/>
+          <w:numId w:val="4"/>
+        </w:numPr>
+        <w:spacing w:after="40"/>
+      </w:pPr>
+      <w:r>
+        <w:rPr>
+          <w:sz w:val="22"/>
+          <w:szCs w:val="22"/>
+        </w:rPr>
+        <w:t xml:space="preserve">Ouvrez votre boîte e-mail et appuyez sur le lien d'activation reçu (à faire dans les 24 heures).</w:t>
+      </w:r>
+    </w:p>
+    <w:p>
+      <w:pPr>
+        <w:pStyle w:val="ListParagraph"/>
+        <w:numPr>
+          <w:ilvl w:val="0"/>
+          <w:numId w:val="4"/>
+        </w:numPr>
+        <w:spacing w:after="40"/>
+      </w:pPr>
+      <w:r>
+        <w:rPr>
+          <w:sz w:val="22"/>
+          <w:szCs w:val="22"/>
+        </w:rPr>
+        <w:t xml:space="preserve">Revenez sur EduWeb et connectez-vous avec votre e-mail et votre mot de passe.</w:t>
       </w:r>
     </w:p>
     <w:p>
@@ -742,6 +711,113 @@
           <w:sz w:val="21"/>
           <w:szCs w:val="21"/>
         </w:rPr>
+        <w:t xml:space="preserve">Pas d'e-mail d'activation ? Regardez dans le dossier « Spam ». Mot de passe oublié ? Utilisez le lien « Mot de passe oublié ? » sous la connexion.</w:t>
+      </w:r>
+    </w:p>
+    <w:p>
+      <w:pPr>
+        <w:pStyle w:val="Heading1"/>
+      </w:pPr>
+      <w:r>
+        <w:t xml:space="preserve">3.  Langue de lecture</w:t>
+      </w:r>
+    </w:p>
+    <w:p>
+      <w:pPr>
+        <w:spacing w:after="120"/>
+      </w:pPr>
+      <w:r>
+        <w:rPr>
+          <w:sz w:val="22"/>
+          <w:szCs w:val="22"/>
+        </w:rPr>
+        <w:t xml:space="preserve">L'application est disponible en 14 langues. Sur votre tableau de bord, la carte « Langue de lecture » permet de choisir la langue d'affichage ; votre choix est mémorisé pour vos prochaines visites.</w:t>
+      </w:r>
+    </w:p>
+    <w:p>
+      <w:pPr>
+        <w:pStyle w:val="ListParagraph"/>
+        <w:numPr>
+          <w:ilvl w:val="0"/>
+          <w:numId w:val="2"/>
+        </w:numPr>
+        <w:spacing w:after="40"/>
+      </w:pPr>
+      <w:r>
+        <w:rPr>
+          <w:sz w:val="22"/>
+          <w:szCs w:val="22"/>
+        </w:rPr>
+        <w:t xml:space="preserve">Français, Anglais, Arabe, Espagnol, Coréen, Mandarin (chinois), Russe, Ukrainien, Allemand, Portugais, Italien, Turc, Wolof, Swahili.</w:t>
+      </w:r>
+    </w:p>
+    <w:p>
+      <w:pPr>
+        <w:pStyle w:val="Heading1"/>
+      </w:pPr>
+      <w:r>
+        <w:t xml:space="preserve">4.  Besoin d'aide ?</w:t>
+      </w:r>
+    </w:p>
+    <w:p>
+      <w:pPr>
+        <w:spacing w:after="120"/>
+      </w:pPr>
+      <w:r>
+        <w:rPr>
+          <w:sz w:val="22"/>
+          <w:szCs w:val="22"/>
+        </w:rPr>
+        <w:t xml:space="preserve">Une carte « Besoin d'aide ? » figure sur votre tableau de bord, et un bouton flottant « Aide » (en bas à droite de l'écran) vous permet d'ouvrir ce guide à tout moment.</w:t>
+      </w:r>
+    </w:p>
+    <w:p>
+      <w:pPr>
+        <w:pStyle w:val="Heading1"/>
+      </w:pPr>
+      <w:r>
+        <w:t xml:space="preserve">5.  Installer l'application sur votre appareil</w:t>
+      </w:r>
+    </w:p>
+    <w:p>
+      <w:pPr>
+        <w:spacing w:after="120"/>
+      </w:pPr>
+      <w:r>
+        <w:rPr>
+          <w:sz w:val="22"/>
+          <w:szCs w:val="22"/>
+        </w:rPr>
+        <w:t xml:space="preserve">EduWeb est une application web installable : vous pouvez l'ajouter à l'écran d'accueil de votre téléphone ou au bureau de votre ordinateur, puis l'ouvrir comme une application classique — en plein écran, sans la barre du navigateur, avec l'icône EduWeb. L'installation est gratuite, rapide et ne passe par aucun magasin d'applications.</w:t>
+      </w:r>
+    </w:p>
+    <w:p>
+      <w:pPr>
+        <w:pBdr>
+          <w:top w:val="single" w:color="EAF3FB" w:sz="2" w:space="6"/>
+          <w:bottom w:val="single" w:color="EAF3FB" w:sz="2" w:space="6"/>
+          <w:left w:val="single" w:color="2A77C6" w:sz="18" w:space="10"/>
+          <w:right w:val="single" w:color="EAF3FB" w:sz="2" w:space="6"/>
+        </w:pBdr>
+        <w:shd w:fill="EAF3FB" w:color="auto" w:val="clear"/>
+        <w:spacing w:after="140" w:before="80"/>
+      </w:pPr>
+      <w:r>
+        <w:rPr>
+          <w:b/>
+          <w:bCs/>
+          <w:color w:val="2A77C6"/>
+          <w:sz w:val="21"/>
+          <w:szCs w:val="21"/>
+        </w:rPr>
+        <w:t xml:space="preserve">Astuce — </w:t>
+      </w:r>
+      <w:r>
+        <w:rPr>
+          <w:color w:val="1B3A57"/>
+          <w:sz w:val="21"/>
+          <w:szCs w:val="21"/>
+        </w:rPr>
         <w:t xml:space="preserve">Cette étape n'est pas obligatoire : vous pouvez très bien utiliser EduWeb dans votre navigateur. L'installer sert seulement à l'ouvrir plus vite la prochaine fois, en appuyant sur une icône, comme une application ordinaire.</w:t>
       </w:r>
     </w:p>
@@ -784,7 +860,7 @@
           <w:sz w:val="22"/>
           <w:szCs w:val="22"/>
         </w:rPr>
-        <w:t xml:space="preserve">Touchez la bannière « Installer l'application » si elle apparaît ; sinon, ouvrez le menu ⋮ (en haut à droite).</w:t>
+        <w:t xml:space="preserve">Touchez la bannière « Installer l'application » si elle apparaît ; sinon, ouvrez le menu (les trois petits points alignés, en haut à droite).</w:t>
       </w:r>
     </w:p>
     <w:p>
@@ -902,7 +978,7 @@
           <w:sz w:val="22"/>
           <w:szCs w:val="22"/>
         </w:rPr>
-        <w:t xml:space="preserve">Cliquez sur l'icône d'installation (un écran avec une flèche, ou ⊕) à droite de la barre d'adresse.</w:t>
+        <w:t xml:space="preserve">Cliquez sur la petite icône d'installation (un écran avec une flèche vers le bas), à droite de la barre d'adresse (la barre, en haut, où l'on écrit l'adresse du site).</w:t>
       </w:r>
     </w:p>
     <w:p>
@@ -981,7 +1057,7 @@
           <w:sz w:val="22"/>
           <w:szCs w:val="22"/>
         </w:rPr>
-        <w:t xml:space="preserve">Votre espace présente trois rubriques :</w:t>
+        <w:t xml:space="preserve">Votre espace vous montre, en un coup d'œil, ce que votre parrainage a produit. Il comporte trois rubriques :</w:t>
       </w:r>
     </w:p>
     <w:p>
@@ -1015,7 +1091,7 @@
           <w:sz w:val="22"/>
           <w:szCs w:val="22"/>
         </w:rPr>
-        <w:t xml:space="preserve">Missions abouties : les actions qualifiantes réalisées par vos filleuls.</w:t>
+        <w:t xml:space="preserve">Missions abouties : les actions de vos filleuls qui vous rapportent une commission.</w:t>
       </w:r>
     </w:p>
     <w:p>
@@ -1045,36 +1121,48 @@
     </w:p>
     <w:p>
       <w:pPr>
-        <w:pStyle w:val="ListParagraph"/>
-        <w:numPr>
-          <w:ilvl w:val="0"/>
-          <w:numId w:val="2"/>
-        </w:numPr>
-        <w:spacing w:after="40"/>
-      </w:pPr>
-      <w:r>
-        <w:rPr>
-          <w:sz w:val="22"/>
-          <w:szCs w:val="22"/>
-        </w:rPr>
-        <w:t xml:space="preserve">Vous disposez d'un lien d'invitation unique : toute personne inscrite via ce lien devient votre filleul.</w:t>
-      </w:r>
-    </w:p>
-    <w:p>
-      <w:pPr>
-        <w:pStyle w:val="ListParagraph"/>
-        <w:numPr>
-          <w:ilvl w:val="0"/>
-          <w:numId w:val="2"/>
-        </w:numPr>
-        <w:spacing w:after="40"/>
-      </w:pPr>
-      <w:r>
-        <w:rPr>
-          <w:sz w:val="22"/>
-          <w:szCs w:val="22"/>
-        </w:rPr>
-        <w:t xml:space="preserve">Partagez-le en un clic par WhatsApp ou email, ou copiez-le.</w:t>
+        <w:spacing w:after="120"/>
+      </w:pPr>
+      <w:r>
+        <w:rPr>
+          <w:sz w:val="22"/>
+          <w:szCs w:val="22"/>
+        </w:rPr>
+        <w:t xml:space="preserve">C'est votre outil principal : un lien personnel qui vous relie à ceux que vous inscrivez.</w:t>
+      </w:r>
+    </w:p>
+    <w:p>
+      <w:pPr>
+        <w:pStyle w:val="ListParagraph"/>
+        <w:numPr>
+          <w:ilvl w:val="0"/>
+          <w:numId w:val="2"/>
+        </w:numPr>
+        <w:spacing w:after="40"/>
+      </w:pPr>
+      <w:r>
+        <w:rPr>
+          <w:sz w:val="22"/>
+          <w:szCs w:val="22"/>
+        </w:rPr>
+        <w:t xml:space="preserve">Toute personne qui s'inscrit avec ce lien devient automatiquement votre « filleul ».</w:t>
+      </w:r>
+    </w:p>
+    <w:p>
+      <w:pPr>
+        <w:pStyle w:val="ListParagraph"/>
+        <w:numPr>
+          <w:ilvl w:val="0"/>
+          <w:numId w:val="2"/>
+        </w:numPr>
+        <w:spacing w:after="40"/>
+      </w:pPr>
+      <w:r>
+        <w:rPr>
+          <w:sz w:val="22"/>
+          <w:szCs w:val="22"/>
+        </w:rPr>
+        <w:t xml:space="preserve">Partagez-le en un clic par WhatsApp ou par e-mail, ou copiez-le pour l'envoyer où vous voulez.</w:t>
       </w:r>
     </w:p>
     <w:p>
@@ -1094,7 +1182,7 @@
           <w:sz w:val="22"/>
           <w:szCs w:val="22"/>
         </w:rPr>
-        <w:t xml:space="preserve">Vous touchez 10 % de la part d'EduWeb (soit 2 % du montant de la mission) lorsque :</w:t>
+        <w:t xml:space="preserve">Vous touchez 10 % de la part d'EduWeb (soit 2 % du montant de la mission) dans deux cas :</w:t>
       </w:r>
     </w:p>
     <w:p>
@@ -1158,7 +1246,7 @@
           <w:sz w:val="21"/>
           <w:szCs w:val="21"/>
         </w:rPr>
-        <w:t xml:space="preserve">Une commission est comptée une seule fois par mission et par type d'événement (protection anti-doublon).</w:t>
+        <w:t xml:space="preserve">Une commission n'est comptée qu'une seule fois par mission et par type d'événement (protection contre les doublons).</w:t>
       </w:r>
     </w:p>
     <w:p>
@@ -1178,7 +1266,7 @@
           <w:sz w:val="22"/>
           <w:szCs w:val="22"/>
         </w:rPr>
-        <w:t xml:space="preserve">Depuis la messagerie, contactez le Support EduWeb pour toute question.</w:t>
+        <w:t xml:space="preserve">Une question ? Depuis la messagerie (icône en forme de bulle, en haut de l'écran), écrivez au « Support EduWeb » : l'équipe vous répond.</w:t>
       </w:r>
     </w:p>
     <w:p>
@@ -1203,41 +1291,41 @@
           <w:sz w:val="22"/>
           <w:szCs w:val="22"/>
         </w:rPr>
-        <w:t xml:space="preserve">Ciblez les parents et les enseignants autour de vous.</w:t>
-      </w:r>
-    </w:p>
-    <w:p>
-      <w:pPr>
-        <w:pStyle w:val="ListParagraph"/>
-        <w:numPr>
-          <w:ilvl w:val="0"/>
-          <w:numId w:val="2"/>
-        </w:numPr>
-        <w:spacing w:after="40"/>
-      </w:pPr>
-      <w:r>
-        <w:rPr>
-          <w:sz w:val="22"/>
-          <w:szCs w:val="22"/>
-        </w:rPr>
-        <w:t xml:space="preserve">Mettez en avant : coachs vérifiés, paiement Mobile Money sécurisé, suivi des missions, équivalent en euros.</w:t>
-      </w:r>
-    </w:p>
-    <w:p>
-      <w:pPr>
-        <w:pStyle w:val="ListParagraph"/>
-        <w:numPr>
-          <w:ilvl w:val="0"/>
-          <w:numId w:val="2"/>
-        </w:numPr>
-        <w:spacing w:after="40"/>
-      </w:pPr>
-      <w:r>
-        <w:rPr>
-          <w:sz w:val="22"/>
-          <w:szCs w:val="22"/>
-        </w:rPr>
-        <w:t xml:space="preserve">Partagez votre lien largement et accompagnez vos filleuls lors de leur inscription.</w:t>
+        <w:t xml:space="preserve">Parlez-en autour de vous, en priorité aux parents et aux enseignants.</w:t>
+      </w:r>
+    </w:p>
+    <w:p>
+      <w:pPr>
+        <w:pStyle w:val="ListParagraph"/>
+        <w:numPr>
+          <w:ilvl w:val="0"/>
+          <w:numId w:val="2"/>
+        </w:numPr>
+        <w:spacing w:after="40"/>
+      </w:pPr>
+      <w:r>
+        <w:rPr>
+          <w:sz w:val="22"/>
+          <w:szCs w:val="22"/>
+        </w:rPr>
+        <w:t xml:space="preserve">Mettez en avant les points forts : coachs vérifiés, paiement Mobile Money sécurisé, suivi des missions, prix affichés aussi en euros.</w:t>
+      </w:r>
+    </w:p>
+    <w:p>
+      <w:pPr>
+        <w:pStyle w:val="ListParagraph"/>
+        <w:numPr>
+          <w:ilvl w:val="0"/>
+          <w:numId w:val="2"/>
+        </w:numPr>
+        <w:spacing w:after="40"/>
+      </w:pPr>
+      <w:r>
+        <w:rPr>
+          <w:sz w:val="22"/>
+          <w:szCs w:val="22"/>
+        </w:rPr>
+        <w:t xml:space="preserve">Partagez votre lien largement, et aidez vos filleuls à s'inscrire (montrez-leur ce guide !).</w:t>
       </w:r>
     </w:p>
     <w:sectPr>

--- a/guides/Guide-Commercial-EduWeb.docx
+++ b/guides/Guide-Commercial-EduWeb.docx
@@ -109,7 +109,7 @@
           <w:sz w:val="16"/>
           <w:szCs w:val="16"/>
         </w:rPr>
-        <w:t xml:space="preserve">family.eduweb.ci · Version du 19 juillet 2026</w:t>
+        <w:t xml:space="preserve">family.eduweb.ci · Version du 9 août 2026</w:t>
       </w:r>
     </w:p>
     <w:p>
@@ -1326,6 +1326,356 @@
           <w:szCs w:val="22"/>
         </w:rPr>
         <w:t xml:space="preserve">Partagez votre lien largement, et aidez vos filleuls à s'inscrire (montrez-leur ce guide !).</w:t>
+      </w:r>
+    </w:p>
+    <w:p>
+      <w:pPr>
+        <w:pStyle w:val="Heading1"/>
+      </w:pPr>
+      <w:r>
+        <w:t xml:space="preserve">11.  Vendre la Formation — Tests psychotechniques</w:t>
+      </w:r>
+    </w:p>
+    <w:p>
+      <w:pPr>
+        <w:spacing w:after="120"/>
+      </w:pPr>
+      <w:r>
+        <w:rPr>
+          <w:sz w:val="22"/>
+          <w:szCs w:val="22"/>
+        </w:rPr>
+        <w:t xml:space="preserve">La section « Formation » est un excellent argument de recrutement : plus de 570 exercices corrigés pour préparer les concours (instituteurs adjoints, personnel de santé, concours administratifs), avec un bilan personnalisé après chaque test.</w:t>
+      </w:r>
+    </w:p>
+    <w:p>
+      <w:pPr>
+        <w:pStyle w:val="ListParagraph"/>
+        <w:numPr>
+          <w:ilvl w:val="0"/>
+          <w:numId w:val="2"/>
+        </w:numPr>
+        <w:spacing w:after="40"/>
+      </w:pPr>
+      <w:r>
+        <w:rPr>
+          <w:sz w:val="22"/>
+          <w:szCs w:val="22"/>
+        </w:rPr>
+        <w:t xml:space="preserve">Votre cible : les candidats aux concours — élèves en fin de collège/lycée, aides-soignants, jeunes diplômés, agents en reconversion.</w:t>
+      </w:r>
+    </w:p>
+    <w:p>
+      <w:pPr>
+        <w:pStyle w:val="ListParagraph"/>
+        <w:numPr>
+          <w:ilvl w:val="0"/>
+          <w:numId w:val="2"/>
+        </w:numPr>
+        <w:spacing w:after="40"/>
+      </w:pPr>
+      <w:r>
+        <w:rPr>
+          <w:sz w:val="22"/>
+          <w:szCs w:val="22"/>
+        </w:rPr>
+        <w:t xml:space="preserve">L'accès est payant (formules affichées sur la page Formation) ou accordé gratuitement par l'administrateur au cas par cas.</w:t>
+      </w:r>
+    </w:p>
+    <w:p>
+      <w:pPr>
+        <w:pStyle w:val="ListParagraph"/>
+        <w:numPr>
+          <w:ilvl w:val="0"/>
+          <w:numId w:val="2"/>
+        </w:numPr>
+        <w:spacing w:after="40"/>
+      </w:pPr>
+      <w:r>
+        <w:rPr>
+          <w:sz w:val="22"/>
+          <w:szCs w:val="22"/>
+        </w:rPr>
+        <w:t xml:space="preserve">Le candidat paie par Mobile Money au numéro EduWeb puis déclare son versement — l'administrateur vérifie et active l'accès.</w:t>
+      </w:r>
+    </w:p>
+    <w:p>
+      <w:pPr>
+        <w:pStyle w:val="ListParagraph"/>
+        <w:numPr>
+          <w:ilvl w:val="0"/>
+          <w:numId w:val="2"/>
+        </w:numPr>
+        <w:spacing w:after="40"/>
+      </w:pPr>
+      <w:r>
+        <w:rPr>
+          <w:sz w:val="22"/>
+          <w:szCs w:val="22"/>
+        </w:rPr>
+        <w:t xml:space="preserve">Toute personne inscrite avec VOTRE lien devient votre filleul : si elle s'abonne à la Formation, le programme de rétrocessions s'applique (voir section suivante).</w:t>
+      </w:r>
+    </w:p>
+    <w:p>
+      <w:pPr>
+        <w:pBdr>
+          <w:top w:val="single" w:color="EAF3FB" w:sz="2" w:space="6"/>
+          <w:bottom w:val="single" w:color="EAF3FB" w:sz="2" w:space="6"/>
+          <w:left w:val="single" w:color="2A77C6" w:sz="18" w:space="10"/>
+          <w:right w:val="single" w:color="EAF3FB" w:sz="2" w:space="6"/>
+        </w:pBdr>
+        <w:shd w:fill="EAF3FB" w:color="auto" w:val="clear"/>
+        <w:spacing w:after="140" w:before="80"/>
+      </w:pPr>
+      <w:r>
+        <w:rPr>
+          <w:b/>
+          <w:bCs/>
+          <w:color w:val="2A77C6"/>
+          <w:sz w:val="21"/>
+          <w:szCs w:val="21"/>
+        </w:rPr>
+        <w:t xml:space="preserve">Astuce — </w:t>
+      </w:r>
+      <w:r>
+        <w:rPr>
+          <w:color w:val="1B3A57"/>
+          <w:sz w:val="21"/>
+          <w:szCs w:val="21"/>
+        </w:rPr>
+        <w:t xml:space="preserve">Demandez à l'administrateur un CODE PROMO à votre nom (par exemple −10 %) : il vous fournira un « lien promo » qui applique la réduction automatiquement — un argument de vente très concret à partager par WhatsApp.</w:t>
+      </w:r>
+    </w:p>
+    <w:p>
+      <w:pPr>
+        <w:pStyle w:val="Heading1"/>
+      </w:pPr>
+      <w:r>
+        <w:t xml:space="preserve">12.  Parrainage Formation : gagner de l'argent réel</w:t>
+      </w:r>
+    </w:p>
+    <w:p>
+      <w:pPr>
+        <w:spacing w:after="120"/>
+      </w:pPr>
+      <w:r>
+        <w:rPr>
+          <w:sz w:val="22"/>
+          <w:szCs w:val="22"/>
+        </w:rPr>
+        <w:t xml:space="preserve">En plus du parrainage classique, la Formation a son propre programme : chaque abonné peut inviter d'autres candidats et recevoir de l'argent RÉEL (des « rétrocessions »), versées par Mobile Money.</w:t>
+      </w:r>
+    </w:p>
+    <w:p>
+      <w:pPr>
+        <w:pStyle w:val="Heading2"/>
+      </w:pPr>
+      <w:r>
+        <w:t xml:space="preserve">Comment ça marche</w:t>
+      </w:r>
+    </w:p>
+    <w:p>
+      <w:pPr>
+        <w:pStyle w:val="ListParagraph"/>
+        <w:numPr>
+          <w:ilvl w:val="0"/>
+          <w:numId w:val="2"/>
+        </w:numPr>
+        <w:spacing w:after="40"/>
+      </w:pPr>
+      <w:r>
+        <w:rPr>
+          <w:sz w:val="22"/>
+          <w:szCs w:val="22"/>
+        </w:rPr>
+        <w:t xml:space="preserve">Vos 3 PREMIERS filleuls qui paient leur abonnement bénéficient chacun de 10 % de réduction (ils paient par exemple 9 000 au lieu de 10 000 FCFA).</w:t>
+      </w:r>
+    </w:p>
+    <w:p>
+      <w:pPr>
+        <w:pStyle w:val="ListParagraph"/>
+        <w:numPr>
+          <w:ilvl w:val="0"/>
+          <w:numId w:val="2"/>
+        </w:numPr>
+        <w:spacing w:after="40"/>
+      </w:pPr>
+      <w:r>
+        <w:rPr>
+          <w:sz w:val="22"/>
+          <w:szCs w:val="22"/>
+        </w:rPr>
+        <w:t xml:space="preserve">Chaque filleul direct qui paie vous rapporte 10 % du tarif de sa formule — dès le 1er et même après le 3e.</w:t>
+      </w:r>
+    </w:p>
+    <w:p>
+      <w:pPr>
+        <w:pStyle w:val="ListParagraph"/>
+        <w:numPr>
+          <w:ilvl w:val="0"/>
+          <w:numId w:val="2"/>
+        </w:numPr>
+        <w:spacing w:after="40"/>
+      </w:pPr>
+      <w:r>
+        <w:rPr>
+          <w:sz w:val="22"/>
+          <w:szCs w:val="22"/>
+        </w:rPr>
+        <w:t xml:space="preserve">Il y a une limite juste : vos gains s'arrêtent quand le coût réel de VOTRE propre abonnement descend à 3 000 FCFA. Exemple : vous avez payé 10 000 → vous pouvez gagner jusqu'à 7 000 FCFA pour la période.</w:t>
+      </w:r>
+    </w:p>
+    <w:p>
+      <w:pPr>
+        <w:pStyle w:val="ListParagraph"/>
+        <w:numPr>
+          <w:ilvl w:val="0"/>
+          <w:numId w:val="2"/>
+        </w:numPr>
+        <w:spacing w:after="40"/>
+      </w:pPr>
+      <w:r>
+        <w:rPr>
+          <w:sz w:val="22"/>
+          <w:szCs w:val="22"/>
+        </w:rPr>
+        <w:t xml:space="preserve">Seuls vos filleuls DIRECTS comptent : les filleuls de vos filleuls ne vous rapportent rien (mais eux aussi peuvent parrainer à leur tour).</w:t>
+      </w:r>
+    </w:p>
+    <w:p>
+      <w:pPr>
+        <w:pStyle w:val="Heading2"/>
+      </w:pPr>
+      <w:r>
+        <w:t xml:space="preserve">Suivre et retirer vos gains</w:t>
+      </w:r>
+    </w:p>
+    <w:p>
+      <w:pPr>
+        <w:pStyle w:val="ListParagraph"/>
+        <w:numPr>
+          <w:ilvl w:val="0"/>
+          <w:numId w:val="8"/>
+        </w:numPr>
+        <w:spacing w:after="40"/>
+      </w:pPr>
+      <w:r>
+        <w:rPr>
+          <w:sz w:val="22"/>
+          <w:szCs w:val="22"/>
+        </w:rPr>
+        <w:t xml:space="preserve">Ouvrez « Parrainage &amp; gains » (menu de votre photo).</w:t>
+      </w:r>
+    </w:p>
+    <w:p>
+      <w:pPr>
+        <w:pStyle w:val="ListParagraph"/>
+        <w:numPr>
+          <w:ilvl w:val="0"/>
+          <w:numId w:val="8"/>
+        </w:numPr>
+        <w:spacing w:after="40"/>
+      </w:pPr>
+      <w:r>
+        <w:rPr>
+          <w:sz w:val="22"/>
+          <w:szCs w:val="22"/>
+        </w:rPr>
+        <w:t xml:space="preserve">La rubrique « Parrainage Formation » montre : vos gains acquis, le montant disponible, ce qui vous reste à gagner avant la limite, et une barre de progression.</w:t>
+      </w:r>
+    </w:p>
+    <w:p>
+      <w:pPr>
+        <w:pStyle w:val="ListParagraph"/>
+        <w:numPr>
+          <w:ilvl w:val="0"/>
+          <w:numId w:val="8"/>
+        </w:numPr>
+        <w:spacing w:after="40"/>
+      </w:pPr>
+      <w:r>
+        <w:rPr>
+          <w:sz w:val="22"/>
+          <w:szCs w:val="22"/>
+        </w:rPr>
+        <w:t xml:space="preserve">Partagez votre lien : boutons WhatsApp, Facebook, Messenger, Telegram, SMS, e-mail — ou faites scanner votre QR code.</w:t>
+      </w:r>
+    </w:p>
+    <w:p>
+      <w:pPr>
+        <w:pStyle w:val="ListParagraph"/>
+        <w:numPr>
+          <w:ilvl w:val="0"/>
+          <w:numId w:val="8"/>
+        </w:numPr>
+        <w:spacing w:after="40"/>
+      </w:pPr>
+      <w:r>
+        <w:rPr>
+          <w:sz w:val="22"/>
+          <w:szCs w:val="22"/>
+        </w:rPr>
+        <w:t xml:space="preserve">Pour retirer : « Demander un versement », indiquez le montant, le moyen (Wave, Orange Money, MTN MoMo, Moov Money) et le numéro qui reçoit l'argent. L'équipe EduWeb traite la demande sous 72 h ouvrées.</w:t>
+      </w:r>
+    </w:p>
+    <w:p>
+      <w:pPr>
+        <w:pBdr>
+          <w:top w:val="single" w:color="FDF3E6" w:sz="2" w:space="6"/>
+          <w:bottom w:val="single" w:color="FDF3E6" w:sz="2" w:space="6"/>
+          <w:left w:val="single" w:color="C9871C" w:sz="18" w:space="10"/>
+          <w:right w:val="single" w:color="FDF3E6" w:sz="2" w:space="6"/>
+        </w:pBdr>
+        <w:shd w:fill="FDF3E6" w:color="auto" w:val="clear"/>
+        <w:spacing w:after="140" w:before="80"/>
+      </w:pPr>
+      <w:r>
+        <w:rPr>
+          <w:b/>
+          <w:bCs/>
+          <w:color w:val="C9871C"/>
+          <w:sz w:val="21"/>
+          <w:szCs w:val="21"/>
+        </w:rPr>
+        <w:t xml:space="preserve">Attention — </w:t>
+      </w:r>
+      <w:r>
+        <w:rPr>
+          <w:color w:val="5A3D12"/>
+          <w:sz w:val="21"/>
+          <w:szCs w:val="21"/>
+        </w:rPr>
+        <w:t xml:space="preserve">Un gain n'est compté que lorsque le filleul a réellement payé ET que l'administrateur a validé son paiement. Une inscription seule, sans paiement, ne rapporte rien.</w:t>
+      </w:r>
+    </w:p>
+    <w:p>
+      <w:pPr>
+        <w:pBdr>
+          <w:top w:val="single" w:color="E8F5EC" w:sz="2" w:space="6"/>
+          <w:bottom w:val="single" w:color="E8F5EC" w:sz="2" w:space="6"/>
+          <w:left w:val="single" w:color="1E9E57" w:sz="18" w:space="10"/>
+          <w:right w:val="single" w:color="E8F5EC" w:sz="2" w:space="6"/>
+        </w:pBdr>
+        <w:shd w:fill="E8F5EC" w:color="auto" w:val="clear"/>
+        <w:spacing w:after="140" w:before="80"/>
+      </w:pPr>
+      <w:r>
+        <w:rPr>
+          <w:b/>
+          <w:bCs/>
+          <w:color w:val="1E9E57"/>
+          <w:sz w:val="21"/>
+          <w:szCs w:val="21"/>
+        </w:rPr>
+        <w:t xml:space="preserve">À noter — </w:t>
+      </w:r>
+      <w:r>
+        <w:rPr>
+          <w:color w:val="1A3A28"/>
+          <w:sz w:val="21"/>
+          <w:szCs w:val="21"/>
+        </w:rPr>
+        <w:t xml:space="preserve">Après votre plafond, continuez d'inviter : les inscriptions comptent dans vos statistiques, et vos filleuls deviennent parrains à leur tour.</w:t>
       </w:r>
     </w:p>
     <w:sectPr>
@@ -1636,6 +1986,18 @@
       </w:pPr>
     </w:lvl>
   </w:abstractNum>
+  <w:abstractNum w:abstractNumId="8" w15:restartNumberingAfterBreak="0">
+    <w:multiLevelType w:val="hybridMultilevel"/>
+    <w:lvl w:ilvl="0" w15:tentative="1">
+      <w:start w:val="1"/>
+      <w:numFmt w:val="decimal"/>
+      <w:lvlText w:val="%1."/>
+      <w:lvlJc w:val="left"/>
+      <w:pPr>
+        <w:ind w:left="540" w:hanging="300"/>
+      </w:pPr>
+    </w:lvl>
+  </w:abstractNum>
   <w:num w:numId="1">
     <w:abstractNumId w:val="1"/>
     <w:lvlOverride w:ilvl="0">
@@ -1674,6 +2036,12 @@
   </w:num>
   <w:num w:numId="7">
     <w:abstractNumId w:val="7"/>
+    <w:lvlOverride w:ilvl="0">
+      <w:startOverride w:val="1"/>
+    </w:lvlOverride>
+  </w:num>
+  <w:num w:numId="8">
+    <w:abstractNumId w:val="8"/>
     <w:lvlOverride w:ilvl="0">
       <w:startOverride w:val="1"/>
     </w:lvlOverride>

--- a/guides/Guide-Commercial-EduWeb.docx
+++ b/guides/Guide-Commercial-EduWeb.docx
@@ -1116,7 +1116,7 @@
         <w:pStyle w:val="Heading1"/>
       </w:pPr>
       <w:r>
-        <w:t xml:space="preserve">7.  Votre lien d'invitation</w:t>
+        <w:t xml:space="preserve">7.  Vos deux liens d'invitation</w:t>
       </w:r>
     </w:p>
     <w:p>
@@ -1128,41 +1128,88 @@
           <w:sz w:val="22"/>
           <w:szCs w:val="22"/>
         </w:rPr>
-        <w:t xml:space="preserve">C'est votre outil principal : un lien personnel qui vous relie à ceux que vous inscrivez.</w:t>
-      </w:r>
-    </w:p>
-    <w:p>
-      <w:pPr>
-        <w:pStyle w:val="ListParagraph"/>
-        <w:numPr>
-          <w:ilvl w:val="0"/>
-          <w:numId w:val="2"/>
-        </w:numPr>
-        <w:spacing w:after="40"/>
-      </w:pPr>
-      <w:r>
-        <w:rPr>
-          <w:sz w:val="22"/>
-          <w:szCs w:val="22"/>
-        </w:rPr>
-        <w:t xml:space="preserve">Toute personne qui s'inscrit avec ce lien devient automatiquement votre « filleul ».</w:t>
-      </w:r>
-    </w:p>
-    <w:p>
-      <w:pPr>
-        <w:pStyle w:val="ListParagraph"/>
-        <w:numPr>
-          <w:ilvl w:val="0"/>
-          <w:numId w:val="2"/>
-        </w:numPr>
-        <w:spacing w:after="40"/>
-      </w:pPr>
-      <w:r>
-        <w:rPr>
-          <w:sz w:val="22"/>
-          <w:szCs w:val="22"/>
-        </w:rPr>
-        <w:t xml:space="preserve">Partagez-le en un clic par WhatsApp ou par e-mail, ou copiez-le pour l'envoyer où vous voulez.</w:t>
+        <w:t xml:space="preserve">C'est votre outil principal : des liens personnels qui vous relient à ceux que vous inscrivez. Votre page « Parrainage &amp; gains » en affiche DEUX, bien distincts et expliqués :</w:t>
+      </w:r>
+    </w:p>
+    <w:p>
+      <w:pPr>
+        <w:pStyle w:val="ListParagraph"/>
+        <w:numPr>
+          <w:ilvl w:val="0"/>
+          <w:numId w:val="2"/>
+        </w:numPr>
+        <w:spacing w:after="40"/>
+      </w:pPr>
+      <w:r>
+        <w:rPr>
+          <w:sz w:val="22"/>
+          <w:szCs w:val="22"/>
+        </w:rPr>
+        <w:t xml:space="preserve">🏫 Le LIEN COACHING : pour recruter des parents et des coachs — il alimente vos commissions sur les missions.</w:t>
+      </w:r>
+    </w:p>
+    <w:p>
+      <w:pPr>
+        <w:pStyle w:val="ListParagraph"/>
+        <w:numPr>
+          <w:ilvl w:val="0"/>
+          <w:numId w:val="2"/>
+        </w:numPr>
+        <w:spacing w:after="40"/>
+      </w:pPr>
+      <w:r>
+        <w:rPr>
+          <w:sz w:val="22"/>
+          <w:szCs w:val="22"/>
+        </w:rPr>
+        <w:t xml:space="preserve">🎓 Le LIEN FORMATION : pour recruter des candidats aux concours (rôle « Candidat Tests Psychotechniques » proposé à l'inscription) — il alimente vos rétrocessions Formation.</w:t>
+      </w:r>
+    </w:p>
+    <w:p>
+      <w:pPr>
+        <w:pStyle w:val="ListParagraph"/>
+        <w:numPr>
+          <w:ilvl w:val="0"/>
+          <w:numId w:val="2"/>
+        </w:numPr>
+        <w:spacing w:after="40"/>
+      </w:pPr>
+      <w:r>
+        <w:rPr>
+          <w:sz w:val="22"/>
+          <w:szCs w:val="22"/>
+        </w:rPr>
+        <w:t xml:space="preserve">Chaque lien a ses propres boutons de partage (WhatsApp, Facebook, Telegram, SMS, e-mail) et son propre QR code.</w:t>
+      </w:r>
+    </w:p>
+    <w:p>
+      <w:pPr>
+        <w:pBdr>
+          <w:top w:val="single" w:color="FDF3E6" w:sz="2" w:space="6"/>
+          <w:bottom w:val="single" w:color="FDF3E6" w:sz="2" w:space="6"/>
+          <w:left w:val="single" w:color="C9871C" w:sz="18" w:space="10"/>
+          <w:right w:val="single" w:color="FDF3E6" w:sz="2" w:space="6"/>
+        </w:pBdr>
+        <w:shd w:fill="FDF3E6" w:color="auto" w:val="clear"/>
+        <w:spacing w:after="140" w:before="80"/>
+      </w:pPr>
+      <w:r>
+        <w:rPr>
+          <w:b/>
+          <w:bCs/>
+          <w:color w:val="C9871C"/>
+          <w:sz w:val="21"/>
+          <w:szCs w:val="21"/>
+        </w:rPr>
+        <w:t xml:space="preserve">Attention — </w:t>
+      </w:r>
+      <w:r>
+        <w:rPr>
+          <w:color w:val="5A3D12"/>
+          <w:sz w:val="21"/>
+          <w:szCs w:val="21"/>
+        </w:rPr>
+        <w:t xml:space="preserve">Envoyez le bon lien à la bonne personne : un candidat inscrit via le lien coaching reste votre filleul, mais il n'arrivera pas directement sur la page des tests.</w:t>
       </w:r>
     </w:p>
     <w:p>
@@ -1547,6 +1594,60 @@
         <w:pStyle w:val="Heading2"/>
       </w:pPr>
       <w:r>
+        <w:t xml:space="preserve">Deux liens différents — envoyez le bon !</w:t>
+      </w:r>
+    </w:p>
+    <w:p>
+      <w:pPr>
+        <w:spacing w:after="120"/>
+      </w:pPr>
+      <w:r>
+        <w:rPr>
+          <w:sz w:val="22"/>
+          <w:szCs w:val="22"/>
+        </w:rPr>
+        <w:t xml:space="preserve">Sur la page « Parrainage &amp; gains », vous avez DEUX liens d'invitation, clairement expliqués chacun :</w:t>
+      </w:r>
+    </w:p>
+    <w:p>
+      <w:pPr>
+        <w:pStyle w:val="ListParagraph"/>
+        <w:numPr>
+          <w:ilvl w:val="0"/>
+          <w:numId w:val="2"/>
+        </w:numPr>
+        <w:spacing w:after="40"/>
+      </w:pPr>
+      <w:r>
+        <w:rPr>
+          <w:sz w:val="22"/>
+          <w:szCs w:val="22"/>
+        </w:rPr>
+        <w:t xml:space="preserve">🎓 Le LIEN FORMATION : à envoyer aux candidats aux concours. Il ouvre la page des tests psychotechniques ; le compte créé est proposé en rôle « Candidat Tests Psychotechniques », et c'est CE lien qui alimente vos rétrocessions Formation.</w:t>
+      </w:r>
+    </w:p>
+    <w:p>
+      <w:pPr>
+        <w:pStyle w:val="ListParagraph"/>
+        <w:numPr>
+          <w:ilvl w:val="0"/>
+          <w:numId w:val="2"/>
+        </w:numPr>
+        <w:spacing w:after="40"/>
+      </w:pPr>
+      <w:r>
+        <w:rPr>
+          <w:sz w:val="22"/>
+          <w:szCs w:val="22"/>
+        </w:rPr>
+        <w:t xml:space="preserve">🏫 Le LIEN COACHING : à envoyer aux parents et aux enseignants. Il ouvre l'inscription classique et alimente vos commissions sur les missions de coaching.</w:t>
+      </w:r>
+    </w:p>
+    <w:p>
+      <w:pPr>
+        <w:pStyle w:val="Heading2"/>
+      </w:pPr>
+      <w:r>
         <w:t xml:space="preserve">Suivre et retirer vos gains</w:t>
       </w:r>
     </w:p>
@@ -1598,7 +1699,7 @@
           <w:sz w:val="22"/>
           <w:szCs w:val="22"/>
         </w:rPr>
-        <w:t xml:space="preserve">Partagez votre lien : boutons WhatsApp, Facebook, Messenger, Telegram, SMS, e-mail — ou faites scanner votre QR code.</w:t>
+        <w:t xml:space="preserve">Partagez votre LIEN FORMATION : boutons WhatsApp, Facebook, Messenger, Telegram, SMS, e-mail — ou faites scanner son QR code (chaque lien a le sien).</w:t>
       </w:r>
     </w:p>
     <w:p>

--- a/guides/Guide-Commercial-EduWeb.docx
+++ b/guides/Guide-Commercial-EduWeb.docx
@@ -109,7 +109,7 @@
           <w:sz w:val="16"/>
           <w:szCs w:val="16"/>
         </w:rPr>
-        <w:t xml:space="preserve">family.eduweb.ci · Version du 9 août 2026</w:t>
+        <w:t xml:space="preserve">family.eduweb.ci · Version du 13 août 2026</w:t>
       </w:r>
     </w:p>
     <w:p>

--- a/guides/Guide-Commercial-EduWeb.docx
+++ b/guides/Guide-Commercial-EduWeb.docx
@@ -109,7 +109,7 @@
           <w:sz w:val="16"/>
           <w:szCs w:val="16"/>
         </w:rPr>
-        <w:t xml:space="preserve">family.eduweb.ci · Version du 13 août 2026</w:t>
+        <w:t xml:space="preserve">family.eduweb.ci · Version du 15 août 2026</w:t>
       </w:r>
     </w:p>
     <w:p>

--- a/guides/Guide-Commercial-EduWeb.docx
+++ b/guides/Guide-Commercial-EduWeb.docx
@@ -109,7 +109,7 @@
           <w:sz w:val="16"/>
           <w:szCs w:val="16"/>
         </w:rPr>
-        <w:t xml:space="preserve">family.eduweb.ci · Version du 15 août 2026</w:t>
+        <w:t xml:space="preserve">family.eduweb.ci · Version du 16 août 2026</w:t>
       </w:r>
     </w:p>
     <w:p>

--- a/guides/Guide-Commercial-EduWeb.docx
+++ b/guides/Guide-Commercial-EduWeb.docx
@@ -109,7 +109,7 @@
           <w:sz w:val="16"/>
           <w:szCs w:val="16"/>
         </w:rPr>
-        <w:t xml:space="preserve">family.eduweb.ci · Version du 16 août 2026</w:t>
+        <w:t xml:space="preserve">family.eduweb.ci · Version du 31 août 2026</w:t>
       </w:r>
     </w:p>
     <w:p>

--- a/guides/Guide-Commercial-EduWeb.docx
+++ b/guides/Guide-Commercial-EduWeb.docx
@@ -109,7 +109,7 @@
           <w:sz w:val="16"/>
           <w:szCs w:val="16"/>
         </w:rPr>
-        <w:t xml:space="preserve">family.eduweb.ci · Version du 31 août 2026</w:t>
+        <w:t xml:space="preserve">family.eduweb.ci · Version du 1 septembre 2026</w:t>
       </w:r>
     </w:p>
     <w:p>

--- a/guides/Guide-Commercial-EduWeb.docx
+++ b/guides/Guide-Commercial-EduWeb.docx
@@ -109,7 +109,7 @@
           <w:sz w:val="16"/>
           <w:szCs w:val="16"/>
         </w:rPr>
-        <w:t xml:space="preserve">family.eduweb.ci · Version du 1 septembre 2026</w:t>
+        <w:t xml:space="preserve">family.eduweb.ci · Version du 6 septembre 2026</w:t>
       </w:r>
     </w:p>
     <w:p>

--- a/guides/Guide-Commercial-EduWeb.docx
+++ b/guides/Guide-Commercial-EduWeb.docx
@@ -109,7 +109,7 @@
           <w:sz w:val="16"/>
           <w:szCs w:val="16"/>
         </w:rPr>
-        <w:t xml:space="preserve">family.eduweb.ci · Version du 6 septembre 2026</w:t>
+        <w:t xml:space="preserve">family.eduweb.ci · Version du 7 septembre 2026</w:t>
       </w:r>
     </w:p>
     <w:p>
